--- a/downloads/student/ai-3-week-22.docx
+++ b/downloads/student/ai-3-week-22.docx
@@ -1867,6 +1867,16 @@
     <w:p>
       <w:r>
         <w:t>JSON well-formedness, schema validity and real-world truth are different checks.</w:t>
+      </w:r>
+    </w:p>
+    <w:p>
+      <w:r>
+        <w:t>Read the labelled picture: Would converting the text silently prove the source count is correct? Point to the relevant step in the picture, then write the changed result and the rule or evidence that supports it.</w:t>
+      </w:r>
+    </w:p>
+    <w:p>
+      <w:r>
+        <w:t>Change one thing: Replace 12 with the text "12". Predict the result before checking the explanation. What remains the same?</w:t>
       </w:r>
     </w:p>
     <w:p>
@@ -3901,6 +3911,187 @@
     <w:p>
       <w:r>
         <w:t>Attempt the independent case before hints. Record whether you worked alone, used a hint or followed a model. After feedback, fix the first unsupported step and explain why it changed. A later check uses a changed case, not a copied answer.</w:t>
+      </w:r>
+    </w:p>
+    <w:p>
+      <w:pPr>
+        <w:pStyle w:val="Heading1"/>
+      </w:pPr>
+      <w:r>
+        <w:t>15. Your lesson route</w:t>
+      </w:r>
+    </w:p>
+    <w:p>
+      <w:r>
+        <w:t>Start with this question: A lunch-count response must satisfy a declared JSON contract.</w:t>
+      </w:r>
+    </w:p>
+    <w:tbl>
+      <w:tblPr>
+        <w:tblStyle w:val="LightShading-Accent1"/>
+        <w:tblW w:type="auto" w:w="0"/>
+        <w:tblLook w:firstColumn="1" w:firstRow="1" w:lastColumn="0" w:lastRow="0" w:noHBand="0" w:noVBand="1" w:val="04A0"/>
+      </w:tblPr>
+      <w:tblGrid>
+        <w:gridCol w:w="5112"/>
+        <w:gridCol w:w="5112"/>
+      </w:tblGrid>
+      <w:tr>
+        <w:trPr>
+          <w:tblHeader/>
+        </w:trPr>
+        <w:tc>
+          <w:tcPr>
+            <w:tcW w:type="dxa" w:w="5112"/>
+          </w:tcPr>
+          <w:p>
+            <w:r>
+              <w:t>By the end, I can</w:t>
+            </w:r>
+          </w:p>
+        </w:tc>
+        <w:tc>
+          <w:tcPr>
+            <w:tcW w:type="dxa" w:w="5112"/>
+          </w:tcPr>
+          <w:p>
+            <w:r>
+              <w:t>How I will show it</w:t>
+            </w:r>
+          </w:p>
+        </w:tc>
+      </w:tr>
+      <w:tr>
+        <w:tc>
+          <w:tcPr>
+            <w:tcW w:type="dxa" w:w="5112"/>
+          </w:tcPr>
+          <w:p>
+            <w:r>
+              <w:t>Parse JSON into Python records</w:t>
+            </w:r>
+          </w:p>
+        </w:tc>
+        <w:tc>
+          <w:tcPr>
+            <w:tcW w:type="dxa" w:w="5112"/>
+          </w:tcPr>
+          <w:p>
+            <w:r>
+              <w:t>Explain the deciding step, show a trace or test, and state one limit.</w:t>
+            </w:r>
+          </w:p>
+        </w:tc>
+      </w:tr>
+      <w:tr>
+        <w:tc>
+          <w:tcPr>
+            <w:tcW w:type="dxa" w:w="5112"/>
+          </w:tcPr>
+          <w:p>
+            <w:r>
+              <w:t>Validate data after parsing</w:t>
+            </w:r>
+          </w:p>
+        </w:tc>
+        <w:tc>
+          <w:tcPr>
+            <w:tcW w:type="dxa" w:w="5112"/>
+          </w:tcPr>
+          <w:p>
+            <w:r>
+              <w:t>Explain the deciding step, show a trace or test, and state one limit.</w:t>
+            </w:r>
+          </w:p>
+        </w:tc>
+      </w:tr>
+      <w:tr>
+        <w:tc>
+          <w:tcPr>
+            <w:tcW w:type="dxa" w:w="5112"/>
+          </w:tcPr>
+          <w:p>
+            <w:r>
+              <w:t>Document input and output contracts</w:t>
+            </w:r>
+          </w:p>
+        </w:tc>
+        <w:tc>
+          <w:tcPr>
+            <w:tcW w:type="dxa" w:w="5112"/>
+          </w:tcPr>
+          <w:p>
+            <w:r>
+              <w:t>Explain the deciding step, show a trace or test, and state one limit.</w:t>
+            </w:r>
+          </w:p>
+        </w:tc>
+      </w:tr>
+    </w:tbl>
+    <w:p>
+      <w:r>
+        <w:t>Remember → watch and explain → try with help → investigate → try independently → keep project evidence. Your teacher may spread this lesson across several classes.</w:t>
+      </w:r>
+    </w:p>
+    <w:p>
+      <w:r>
+        <w:t>Keep your first prediction. Compare it with what the evidence shows and explain any change.</w:t>
+      </w:r>
+    </w:p>
+    <w:p>
+      <w:pPr>
+        <w:pStyle w:val="Heading1"/>
+      </w:pPr>
+      <w:r>
+        <w:t>16. Finish and return</w:t>
+      </w:r>
+    </w:p>
+    <w:p>
+      <w:r>
+        <w:t>Close your notes. Explain this goal in your own words: Parse JSON into Python records</w:t>
+      </w:r>
+    </w:p>
+    <w:p>
+      <w:pPr>
+        <w:pStyle w:val="Heading3"/>
+      </w:pPr>
+      <w:r>
+        <w:t>My deciding step, evidence and one remaining question</w:t>
+      </w:r>
+    </w:p>
+    <w:p>
+      <w:r>
+        <w:t>________________________________________________________________</w:t>
+      </w:r>
+    </w:p>
+    <w:p>
+      <w:r>
+        <w:t>________________________________________________________________</w:t>
+      </w:r>
+    </w:p>
+    <w:p>
+      <w:r>
+        <w:t>________________________________________________________________</w:t>
+      </w:r>
+    </w:p>
+    <w:p>
+      <w:r>
+        <w:t>________________________________________________________________</w:t>
+      </w:r>
+    </w:p>
+    <w:p>
+      <w:r>
+        <w:t>________________________________________________________________</w:t>
+      </w:r>
+    </w:p>
+    <w:p>
+      <w:r>
+        <w:t>If you are unsure, return to the worked picture and explain one arrow. If you are ready, change an input or assumption and justify your prediction.</w:t>
+      </w:r>
+    </w:p>
+    <w:p>
+      <w:r>
+        <w:t>Save your workbook evidence. At the next review, try a different case before opening your old answer.</w:t>
       </w:r>
     </w:p>
     <w:sectPr>

--- a/downloads/student/ai-3-week-22.docx
+++ b/downloads/student/ai-3-week-22.docx
@@ -4092,6 +4092,215 @@
     <w:p>
       <w:r>
         <w:t>Save your workbook evidence. At the next review, try a different case before opening your old answer.</w:t>
+      </w:r>
+    </w:p>
+    <w:p>
+      <w:pPr>
+        <w:pStyle w:val="Heading1"/>
+      </w:pPr>
+      <w:r>
+        <w:t>17. Supported practice, repair and portfolio</w:t>
+      </w:r>
+    </w:p>
+    <w:p>
+      <w:r>
+        <w:t>Use this supported practice once, in the browser or on paper. Keep the reserved independent assessment for a separate first attempt before teacher feedback.</w:t>
+      </w:r>
+    </w:p>
+    <w:p>
+      <w:r>
+        <w:t>A lunch-count response must satisfy a declared JSON contract.</w:t>
+      </w:r>
+    </w:p>
+    <w:p>
+      <w:pPr>
+        <w:pStyle w:val="Heading3"/>
+      </w:pPr>
+      <w:r>
+        <w:t>Practice 1: explain the deciding evidence</w:t>
+      </w:r>
+    </w:p>
+    <w:p>
+      <w:r>
+        <w:t>Which labelled step matches this detail? Accept this response shape; acceptance does not prove that 12 portions were actually counted.</w:t>
+      </w:r>
+    </w:p>
+    <w:p>
+      <w:r>
+        <w:t>1. Accept structure</w:t>
+      </w:r>
+    </w:p>
+    <w:p>
+      <w:r>
+        <w:t>2. Read fields</w:t>
+      </w:r>
+    </w:p>
+    <w:p>
+      <w:r>
+        <w:t>3. Check range</w:t>
+      </w:r>
+    </w:p>
+    <w:p>
+      <w:pPr>
+        <w:pStyle w:val="Heading3"/>
+      </w:pPr>
+      <w:r>
+        <w:t>My selected conclusion, deciding fact and explanation</w:t>
+      </w:r>
+    </w:p>
+    <w:p>
+      <w:r>
+        <w:t>________________________________________________________________</w:t>
+      </w:r>
+    </w:p>
+    <w:p>
+      <w:r>
+        <w:t>________________________________________________________________</w:t>
+      </w:r>
+    </w:p>
+    <w:p>
+      <w:r>
+        <w:t>________________________________________________________________</w:t>
+      </w:r>
+    </w:p>
+    <w:p>
+      <w:r>
+        <w:t>________________________________________________________________</w:t>
+      </w:r>
+    </w:p>
+    <w:p>
+      <w:r>
+        <w:t>________________________________________________________________</w:t>
+      </w:r>
+    </w:p>
+    <w:p>
+      <w:r>
+        <w:t>Hint if needed: Read the steps in the pictorial case. Match the supplied detail to the stage that performs or records it.</w:t>
+      </w:r>
+    </w:p>
+    <w:p>
+      <w:r>
+        <w:t>After your attempt, compare with the supported explanation: Accept structure Accept this response shape; acceptance does not prove that 12 portions were actually counted. Read the picture in order. Accept this response shape; acceptance does not prove that 12 portions were actually counted. The arrows show which recorded input or intermediate result each decision uses. Explain the deciding step aloud before checking the changed case; pointing to the final answer alone does not show how it follows.</w:t>
+      </w:r>
+    </w:p>
+    <w:p>
+      <w:pPr>
+        <w:pStyle w:val="Heading3"/>
+      </w:pPr>
+      <w:r>
+        <w:t>Practice 2: explain the deciding evidence</w:t>
+      </w:r>
+    </w:p>
+    <w:p>
+      <w:r>
+        <w:t>Changed-case practice: Replace 12 with the text "12". Which conclusion is supported by the supplied facts?</w:t>
+      </w:r>
+    </w:p>
+    <w:p>
+      <w:r>
+        <w:t>1. This one example guarantees correct results for every future input.</w:t>
+      </w:r>
+    </w:p>
+    <w:p>
+      <w:r>
+        <w:t>2. We can decide the result without examining the changed input or the procedure.</w:t>
+      </w:r>
+    </w:p>
+    <w:p>
+      <w:r>
+        <w:t>3. Reject the response under this strict contract.</w:t>
+      </w:r>
+    </w:p>
+    <w:p>
+      <w:pPr>
+        <w:pStyle w:val="Heading3"/>
+      </w:pPr>
+      <w:r>
+        <w:t>My selected conclusion, deciding fact and explanation</w:t>
+      </w:r>
+    </w:p>
+    <w:p>
+      <w:r>
+        <w:t>________________________________________________________________</w:t>
+      </w:r>
+    </w:p>
+    <w:p>
+      <w:r>
+        <w:t>________________________________________________________________</w:t>
+      </w:r>
+    </w:p>
+    <w:p>
+      <w:r>
+        <w:t>________________________________________________________________</w:t>
+      </w:r>
+    </w:p>
+    <w:p>
+      <w:r>
+        <w:t>________________________________________________________________</w:t>
+      </w:r>
+    </w:p>
+    <w:p>
+      <w:r>
+        <w:t>________________________________________________________________</w:t>
+      </w:r>
+    </w:p>
+    <w:p>
+      <w:r>
+        <w:t>Hint if needed: Use the changed condition and the deciding step in the pictorial trace. The answer must say what follows from those facts.</w:t>
+      </w:r>
+    </w:p>
+    <w:p>
+      <w:r>
+        <w:t>After your attempt, compare with the supported explanation: Reject the response under this strict contract. Digits inside quotes represent text, whereas portions requires an integer.</w:t>
+      </w:r>
+    </w:p>
+    <w:p>
+      <w:pPr>
+        <w:pStyle w:val="Heading3"/>
+      </w:pPr>
+      <w:r>
+        <w:t>Repair a missing building block</w:t>
+      </w:r>
+    </w:p>
+    <w:p>
+      <w:r>
+        <w:t>Review Tools and APIs (ai-3/21). Goal: Explain the mechanism and terminology of tools and api contracts. Short practice: Does a valid C7 ID permit the extra lending action? Point to the relevant step in the picture, then write the changed result and the rule or evidence that supports it.. Return to this week and explain what you changed.</w:t>
+      </w:r>
+    </w:p>
+    <w:p>
+      <w:r>
+        <w:t>Review User Need and AI Contribution (ai-3/19). Goal: Explain the mechanism and terminology of capstone requirements and corpus. Short practice: What non-AI baseline would reveal whether this helper adds value? Point to the relevant step in the picture, then write the changed result and the rule or evidence that supports it.. Return to this week and explain what you changed.</w:t>
+      </w:r>
+    </w:p>
+    <w:p>
+      <w:r>
+        <w:t>Review Verify Numbers and Dates (ai-3/16). Goal: Explain the mechanism and terminology of claim support and citation evaluation. Short practice: Which part can be corrected immediately from existing evidence, and which needs follow-up?. Return to this week and explain what you changed.</w:t>
+      </w:r>
+    </w:p>
+    <w:p>
+      <w:pPr>
+        <w:pStyle w:val="Heading3"/>
+      </w:pPr>
+      <w:r>
+        <w:t>Predict, run and debug</w:t>
+      </w:r>
+    </w:p>
+    <w:p>
+      <w:r>
+        <w:t>The browser lab lets you edit the supported Python examples already included in this lesson. Predict first, run, inspect the actual output or error, change one input, then run again. Keep code, predictions, actual results and a reasoned revision together. On paper, label your result as a trace rather than an execution.</w:t>
+      </w:r>
+    </w:p>
+    <w:p>
+      <w:pPr>
+        <w:pStyle w:val="Heading3"/>
+      </w:pPr>
+      <w:r>
+        <w:t>Keep your completed work</w:t>
+      </w:r>
+    </w:p>
+    <w:p>
+      <w:r>
+        <w:t>Use Download completed work in the hosted lesson to export your answers, reflections, practice feedback and code-run evidence. Open the HTML copy to read or print it. Drafts stay in this browser when storage is available; clear drafts on a shared device.</w:t>
       </w:r>
     </w:p>
     <w:sectPr>

--- a/downloads/student/ai-3-week-22.docx
+++ b/downloads/student/ai-3-week-22.docx
@@ -42,6 +42,11 @@
       </w:r>
     </w:p>
     <w:p>
+      <w:r>
+        <w:t>Start with the target: Parse JSON into Python records. Try the recall before opening notes.</w:t>
+      </w:r>
+    </w:p>
+    <w:p>
       <w:pPr>
         <w:pStyle w:val="Heading3"/>
       </w:pPr>
@@ -50,18 +55,96 @@
       </w:r>
     </w:p>
     <w:p>
-      <w:r>
-        <w:t>I can parse JSON into Python records.</w:t>
-      </w:r>
-    </w:p>
-    <w:p>
-      <w:r>
-        <w:t>I can validate data after parsing.</w:t>
-      </w:r>
-    </w:p>
-    <w:p>
-      <w:r>
-        <w:t>I can document input and output contracts.</w:t>
+      <w:pPr>
+        <w:spacing w:line="336" w:lineRule="auto" w:after="180"/>
+      </w:pPr>
+      <w:r>
+        <w:rPr>
+          <w:b w:val="0"/>
+        </w:rPr>
+        <w:t xml:space="preserve">I can parse </w:t>
+      </w:r>
+      <w:r>
+        <w:rPr>
+          <w:b/>
+        </w:rPr>
+        <w:t>JSON</w:t>
+      </w:r>
+      <w:r>
+        <w:rPr>
+          <w:b w:val="0"/>
+        </w:rPr>
+        <w:t xml:space="preserve"> into Python records.</w:t>
+      </w:r>
+    </w:p>
+    <w:p>
+      <w:pPr>
+        <w:spacing w:line="336" w:lineRule="auto" w:after="180"/>
+      </w:pPr>
+      <w:r>
+        <w:rPr>
+          <w:b w:val="0"/>
+        </w:rPr>
+        <w:t xml:space="preserve">I can validate data after </w:t>
+      </w:r>
+      <w:r>
+        <w:rPr>
+          <w:b/>
+        </w:rPr>
+        <w:t>parsing</w:t>
+      </w:r>
+      <w:r>
+        <w:rPr>
+          <w:b w:val="0"/>
+        </w:rPr>
+        <w:t>.</w:t>
+      </w:r>
+    </w:p>
+    <w:p>
+      <w:pPr>
+        <w:spacing w:line="336" w:lineRule="auto" w:after="180"/>
+      </w:pPr>
+      <w:r>
+        <w:rPr>
+          <w:b w:val="0"/>
+        </w:rPr>
+        <w:t xml:space="preserve">I can document </w:t>
+      </w:r>
+      <w:r>
+        <w:rPr>
+          <w:b/>
+        </w:rPr>
+        <w:t>input</w:t>
+      </w:r>
+      <w:r>
+        <w:rPr>
+          <w:b w:val="0"/>
+        </w:rPr>
+        <w:t xml:space="preserve"> and </w:t>
+      </w:r>
+      <w:r>
+        <w:rPr>
+          <w:b/>
+        </w:rPr>
+        <w:t>output</w:t>
+      </w:r>
+      <w:r>
+        <w:rPr>
+          <w:b w:val="0"/>
+        </w:rPr>
+        <w:t xml:space="preserve"> </w:t>
+      </w:r>
+      <w:r>
+        <w:rPr>
+          <w:b/>
+        </w:rPr>
+        <w:t>contract</w:t>
+      </w:r>
+      <w:r>
+        <w:rPr>
+          <w:b w:val="0"/>
+        </w:rPr>
+        <w:t>s.</w:t>
       </w:r>
     </w:p>
     <w:p>
@@ -73,38 +156,134 @@
       </w:r>
     </w:p>
     <w:p>
-      <w:r>
+      <w:pPr>
+        <w:spacing w:line="336" w:lineRule="auto" w:after="180"/>
+      </w:pPr>
+      <w:r>
+        <w:rPr>
+          <w:b w:val="0"/>
+        </w:rPr>
         <w:t>Close your notes first. A rough first answer helps us choose the right starting point; it is not a score for your ability.</w:t>
       </w:r>
     </w:p>
     <w:p>
-      <w:r>
+      <w:pPr>
+        <w:spacing w:line="336" w:lineRule="auto" w:after="180"/>
+      </w:pPr>
+      <w:r>
+        <w:rPr>
+          <w:b w:val="0"/>
+        </w:rPr>
         <w:t>Without opening the old lesson, explain one key idea from Tools and APIs. Give an example and a mistake that the idea helps you avoid.</w:t>
       </w:r>
     </w:p>
     <w:p>
-      <w:r>
+      <w:pPr>
+        <w:spacing w:line="336" w:lineRule="auto" w:after="180"/>
+      </w:pPr>
+      <w:r>
+        <w:rPr>
+          <w:b w:val="0"/>
+        </w:rPr>
         <w:t>Without opening the old lesson, explain one key idea from User Need and AI Contribution. Give an example and a mistake that the idea helps you avoid.</w:t>
       </w:r>
     </w:p>
     <w:p>
-      <w:r>
+      <w:pPr>
+        <w:spacing w:line="336" w:lineRule="auto" w:after="180"/>
+      </w:pPr>
+      <w:r>
+        <w:rPr>
+          <w:b w:val="0"/>
+        </w:rPr>
         <w:t>Without opening the old lesson, explain one key idea from Verify Numbers and Dates. Give an example and a mistake that the idea helps you avoid.</w:t>
       </w:r>
     </w:p>
     <w:p>
-      <w:r>
-        <w:t>After trying, check the relevant lesson or ask your teacher. Change the part of your explanation that the evidence shows was wrong.</w:t>
-      </w:r>
-    </w:p>
-    <w:p>
-      <w:r>
-        <w:t>Week 22: Requests, Responses, and JSON</w:t>
-      </w:r>
-    </w:p>
-    <w:p>
-      <w:r>
-        <w:t>Clear interfaces specify fields, types, errors, and ownership.</w:t>
+      <w:pPr>
+        <w:spacing w:line="336" w:lineRule="auto" w:after="180"/>
+      </w:pPr>
+      <w:r>
+        <w:rPr>
+          <w:b w:val="0"/>
+        </w:rPr>
+        <w:t xml:space="preserve">After trying, check the relevant lesson or ask your teacher. Change the part of your explanation that the </w:t>
+      </w:r>
+      <w:r>
+        <w:rPr>
+          <w:b/>
+        </w:rPr>
+        <w:t>evidence</w:t>
+      </w:r>
+      <w:r>
+        <w:rPr>
+          <w:b w:val="0"/>
+        </w:rPr>
+        <w:t xml:space="preserve"> shows was wrong.</w:t>
+      </w:r>
+    </w:p>
+    <w:p>
+      <w:pPr>
+        <w:spacing w:line="336" w:lineRule="auto" w:after="180"/>
+      </w:pPr>
+      <w:r>
+        <w:rPr>
+          <w:b w:val="0"/>
+        </w:rPr>
+        <w:t xml:space="preserve">Week 22: </w:t>
+      </w:r>
+      <w:r>
+        <w:rPr>
+          <w:b/>
+        </w:rPr>
+        <w:t>Request</w:t>
+      </w:r>
+      <w:r>
+        <w:rPr>
+          <w:b w:val="0"/>
+        </w:rPr>
+        <w:t xml:space="preserve">s, </w:t>
+      </w:r>
+      <w:r>
+        <w:rPr>
+          <w:b/>
+        </w:rPr>
+        <w:t>Response</w:t>
+      </w:r>
+      <w:r>
+        <w:rPr>
+          <w:b w:val="0"/>
+        </w:rPr>
+        <w:t xml:space="preserve">s, and </w:t>
+      </w:r>
+      <w:r>
+        <w:rPr>
+          <w:b/>
+        </w:rPr>
+        <w:t>JSON</w:t>
+      </w:r>
+    </w:p>
+    <w:p>
+      <w:pPr>
+        <w:spacing w:line="336" w:lineRule="auto" w:after="180"/>
+      </w:pPr>
+      <w:r>
+        <w:rPr>
+          <w:b w:val="0"/>
+        </w:rPr>
+        <w:t xml:space="preserve">Clear </w:t>
+      </w:r>
+      <w:r>
+        <w:rPr>
+          <w:b/>
+        </w:rPr>
+        <w:t>interface</w:t>
+      </w:r>
+      <w:r>
+        <w:rPr>
+          <w:b w:val="0"/>
+        </w:rPr>
+        <w:t>s specify fields, types, errors, and ownership.</w:t>
       </w:r>
     </w:p>
     <w:p>
@@ -144,17 +323,59 @@
       </w:r>
     </w:p>
     <w:p>
-      <w:r>
+      <w:pPr>
+        <w:spacing w:line="336" w:lineRule="auto" w:after="180"/>
+      </w:pPr>
+      <w:r>
+        <w:rPr>
+          <w:b/>
+        </w:rPr>
         <w:t>CREATOR MISSION</w:t>
       </w:r>
     </w:p>
     <w:p>
-      <w:r>
-        <w:t>Validate sample request/response objects.</w:t>
-      </w:r>
-    </w:p>
-    <w:p>
-      <w:r>
+      <w:pPr>
+        <w:spacing w:line="336" w:lineRule="auto" w:after="180"/>
+      </w:pPr>
+      <w:r>
+        <w:rPr>
+          <w:b w:val="0"/>
+        </w:rPr>
+        <w:t xml:space="preserve">Validate sample </w:t>
+      </w:r>
+      <w:r>
+        <w:rPr>
+          <w:b/>
+        </w:rPr>
+        <w:t>request</w:t>
+      </w:r>
+      <w:r>
+        <w:rPr>
+          <w:b w:val="0"/>
+        </w:rPr>
+        <w:t>/</w:t>
+      </w:r>
+      <w:r>
+        <w:rPr>
+          <w:b/>
+        </w:rPr>
+        <w:t>response</w:t>
+      </w:r>
+      <w:r>
+        <w:rPr>
+          <w:b w:val="0"/>
+        </w:rPr>
+        <w:t xml:space="preserve"> objects.</w:t>
+      </w:r>
+    </w:p>
+    <w:p>
+      <w:pPr>
+        <w:spacing w:line="336" w:lineRule="auto" w:after="180"/>
+      </w:pPr>
+      <w:r>
+        <w:rPr>
+          <w:b w:val="0"/>
+        </w:rPr>
         <w:t>Creator name and date:</w:t>
       </w:r>
     </w:p>
@@ -200,7 +421,14 @@
       </w:r>
     </w:p>
     <w:p>
-      <w:r>
+      <w:pPr>
+        <w:spacing w:line="336" w:lineRule="auto" w:after="180"/>
+        <w:shd w:fill="F5F1FB"/>
+      </w:pPr>
+      <w:r>
+        <w:rPr>
+          <w:b w:val="0"/>
+        </w:rPr>
         <w:t>Why is reading text different from validating it?</w:t>
       </w:r>
     </w:p>
@@ -213,8 +441,50 @@
       </w:r>
     </w:p>
     <w:p>
-      <w:r>
-        <w:t>By the end, I can explain requests responses and json using a traced example and a stated limitation.</w:t>
+      <w:pPr>
+        <w:spacing w:line="336" w:lineRule="auto" w:after="180"/>
+      </w:pPr>
+      <w:r>
+        <w:rPr>
+          <w:b w:val="0"/>
+        </w:rPr>
+        <w:t xml:space="preserve">By the end, I can explain </w:t>
+      </w:r>
+      <w:r>
+        <w:rPr>
+          <w:b/>
+        </w:rPr>
+        <w:t>request</w:t>
+      </w:r>
+      <w:r>
+        <w:rPr>
+          <w:b w:val="0"/>
+        </w:rPr>
+        <w:t xml:space="preserve">s </w:t>
+      </w:r>
+      <w:r>
+        <w:rPr>
+          <w:b/>
+        </w:rPr>
+        <w:t>response</w:t>
+      </w:r>
+      <w:r>
+        <w:rPr>
+          <w:b w:val="0"/>
+        </w:rPr>
+        <w:t xml:space="preserve">s and </w:t>
+      </w:r>
+      <w:r>
+        <w:rPr>
+          <w:b/>
+        </w:rPr>
+        <w:t>json</w:t>
+      </w:r>
+      <w:r>
+        <w:rPr>
+          <w:b w:val="0"/>
+        </w:rPr>
+        <w:t xml:space="preserve"> using a traced example and a stated limitation.</w:t>
       </w:r>
     </w:p>
     <w:p>
@@ -227,17 +497,52 @@
     </w:p>
     <w:p>
       <w:r>
+        <w:t>Investigate the supplied Requests Responses and JSON case. Separate observations, given facts and assumptions before choosing an explanation.</w:t>
+      </w:r>
+    </w:p>
+    <w:p>
+      <w:pPr>
+        <w:spacing w:line="336" w:lineRule="auto" w:after="180"/>
+      </w:pPr>
+      <w:r>
+        <w:rPr>
+          <w:b/>
+        </w:rPr>
         <w:t>PICTURE STORY</w:t>
       </w:r>
     </w:p>
     <w:p>
-      <w:r>
+      <w:pPr>
+        <w:spacing w:line="336" w:lineRule="auto" w:after="180"/>
+      </w:pPr>
+      <w:r>
+        <w:rPr>
+          <w:b w:val="0"/>
+        </w:rPr>
         <w:t>Notice → Predict → Explain</w:t>
       </w:r>
     </w:p>
     <w:p>
-      <w:r>
-        <w:t>Begin with visible evidence. Do not explain more than the picture and information support.</w:t>
+      <w:pPr>
+        <w:spacing w:line="336" w:lineRule="auto" w:after="180"/>
+      </w:pPr>
+      <w:r>
+        <w:rPr>
+          <w:b w:val="0"/>
+        </w:rPr>
+        <w:t xml:space="preserve">Begin with visible </w:t>
+      </w:r>
+      <w:r>
+        <w:rPr>
+          <w:b/>
+        </w:rPr>
+        <w:t>evidence</w:t>
+      </w:r>
+      <w:r>
+        <w:rPr>
+          <w:b w:val="0"/>
+        </w:rPr>
+        <w:t>. Do not explain more than the picture and information support.</w:t>
       </w:r>
     </w:p>
     <w:p>
@@ -277,18 +582,106 @@
       </w:r>
     </w:p>
     <w:p>
-      <w:r>
+      <w:pPr>
+        <w:pStyle w:val="Heading3"/>
+      </w:pPr>
+      <w:r>
+        <w:t>Start with this puzzle</w:t>
+      </w:r>
+    </w:p>
+    <w:p>
+      <w:pPr>
+        <w:spacing w:line="336" w:lineRule="auto" w:after="180"/>
+        <w:shd w:fill="F1F6FC"/>
+      </w:pPr>
+      <w:r>
+        <w:rPr>
+          <w:b w:val="0"/>
+        </w:rPr>
         <w:t>MYSTERY</w:t>
       </w:r>
     </w:p>
     <w:p>
-      <w:r>
-        <w:t>The learners must use requests, responses, and json to solve a problem. What information do they have? What decision or calculation do they make? What would count as evidence that it worked?</w:t>
-      </w:r>
-    </w:p>
-    <w:p>
-      <w:r>
-        <w:t>Three observations (what you can point to):</w:t>
+      <w:pPr>
+        <w:spacing w:line="336" w:lineRule="auto" w:after="180"/>
+        <w:shd w:fill="F5F1FB"/>
+      </w:pPr>
+      <w:r>
+        <w:rPr>
+          <w:b w:val="0"/>
+        </w:rPr>
+        <w:t xml:space="preserve">The learners must use </w:t>
+      </w:r>
+      <w:r>
+        <w:rPr>
+          <w:b/>
+        </w:rPr>
+        <w:t>request</w:t>
+      </w:r>
+      <w:r>
+        <w:rPr>
+          <w:b w:val="0"/>
+        </w:rPr>
+        <w:t xml:space="preserve">s, </w:t>
+      </w:r>
+      <w:r>
+        <w:rPr>
+          <w:b/>
+        </w:rPr>
+        <w:t>response</w:t>
+      </w:r>
+      <w:r>
+        <w:rPr>
+          <w:b w:val="0"/>
+        </w:rPr>
+        <w:t xml:space="preserve">s, and </w:t>
+      </w:r>
+      <w:r>
+        <w:rPr>
+          <w:b/>
+        </w:rPr>
+        <w:t>json</w:t>
+      </w:r>
+      <w:r>
+        <w:rPr>
+          <w:b w:val="0"/>
+        </w:rPr>
+        <w:t xml:space="preserve"> to solve a problem. What information do they have? What decision or calculation do they make? What would count as </w:t>
+      </w:r>
+      <w:r>
+        <w:rPr>
+          <w:b/>
+        </w:rPr>
+        <w:t>evidence</w:t>
+      </w:r>
+      <w:r>
+        <w:rPr>
+          <w:b w:val="0"/>
+        </w:rPr>
+        <w:t xml:space="preserve"> that it worked?</w:t>
+      </w:r>
+    </w:p>
+    <w:p>
+      <w:pPr>
+        <w:spacing w:line="336" w:lineRule="auto" w:after="180"/>
+      </w:pPr>
+      <w:r>
+        <w:rPr>
+          <w:b w:val="0"/>
+        </w:rPr>
+        <w:t xml:space="preserve">Three </w:t>
+      </w:r>
+      <w:r>
+        <w:rPr>
+          <w:b/>
+        </w:rPr>
+        <w:t>observation</w:t>
+      </w:r>
+      <w:r>
+        <w:rPr>
+          <w:b w:val="0"/>
+        </w:rPr>
+        <w:t>s (what you can point to):</w:t>
       </w:r>
     </w:p>
     <w:p>
@@ -325,8 +718,26 @@
       </w:r>
     </w:p>
     <w:p>
-      <w:r>
-        <w:t>My prediction and the clue supporting it:</w:t>
+      <w:pPr>
+        <w:spacing w:line="336" w:lineRule="auto" w:after="180"/>
+      </w:pPr>
+      <w:r>
+        <w:rPr>
+          <w:b w:val="0"/>
+        </w:rPr>
+        <w:t xml:space="preserve">My </w:t>
+      </w:r>
+      <w:r>
+        <w:rPr>
+          <w:b/>
+        </w:rPr>
+        <w:t>prediction</w:t>
+      </w:r>
+      <w:r>
+        <w:rPr>
+          <w:b w:val="0"/>
+        </w:rPr>
+        <w:t xml:space="preserve"> and the clue supporting it:</w:t>
       </w:r>
     </w:p>
     <w:p>
@@ -371,8 +782,115 @@
       </w:r>
     </w:p>
     <w:p>
-      <w:r>
-        <w:t>A fictional activity service supplies JSON text. The input contract is a JSON object with name text and minutes an integer from 0 through 60. The output contract will be a record with accepted and minutes fields. Parsing valid JSON is only the first step.</w:t>
+      <w:pPr>
+        <w:spacing w:line="336" w:lineRule="auto" w:after="180"/>
+      </w:pPr>
+      <w:r>
+        <w:rPr>
+          <w:b w:val="0"/>
+        </w:rPr>
+        <w:t xml:space="preserve">A fictional activity service supplies </w:t>
+      </w:r>
+      <w:r>
+        <w:rPr>
+          <w:b/>
+        </w:rPr>
+        <w:t>JSON</w:t>
+      </w:r>
+      <w:r>
+        <w:rPr>
+          <w:b w:val="0"/>
+        </w:rPr>
+        <w:t xml:space="preserve"> text. The </w:t>
+      </w:r>
+      <w:r>
+        <w:rPr>
+          <w:b/>
+        </w:rPr>
+        <w:t>input</w:t>
+      </w:r>
+      <w:r>
+        <w:rPr>
+          <w:b w:val="0"/>
+        </w:rPr>
+        <w:t xml:space="preserve"> </w:t>
+      </w:r>
+      <w:r>
+        <w:rPr>
+          <w:b/>
+        </w:rPr>
+        <w:t>contract</w:t>
+      </w:r>
+      <w:r>
+        <w:rPr>
+          <w:b w:val="0"/>
+        </w:rPr>
+        <w:t xml:space="preserve"> is a </w:t>
+      </w:r>
+      <w:r>
+        <w:rPr>
+          <w:b/>
+        </w:rPr>
+        <w:t>JSON object</w:t>
+      </w:r>
+      <w:r>
+        <w:rPr>
+          <w:b w:val="0"/>
+        </w:rPr>
+        <w:t xml:space="preserve"> with name text and minutes an integer from 0 through 60. The </w:t>
+      </w:r>
+      <w:r>
+        <w:rPr>
+          <w:b/>
+        </w:rPr>
+        <w:t>output</w:t>
+      </w:r>
+      <w:r>
+        <w:rPr>
+          <w:b w:val="0"/>
+        </w:rPr>
+        <w:t xml:space="preserve"> </w:t>
+      </w:r>
+      <w:r>
+        <w:rPr>
+          <w:b/>
+        </w:rPr>
+        <w:t>contract</w:t>
+      </w:r>
+      <w:r>
+        <w:rPr>
+          <w:b w:val="0"/>
+        </w:rPr>
+        <w:t xml:space="preserve"> will be a record with accepted and minutes fields.</w:t>
+      </w:r>
+    </w:p>
+    <w:p>
+      <w:pPr>
+        <w:spacing w:line="336" w:lineRule="auto" w:after="180"/>
+      </w:pPr>
+      <w:r>
+        <w:rPr>
+          <w:b/>
+        </w:rPr>
+        <w:t>Parsing</w:t>
+      </w:r>
+      <w:r>
+        <w:rPr>
+          <w:b w:val="0"/>
+        </w:rPr>
+        <w:t xml:space="preserve"> valid </w:t>
+      </w:r>
+      <w:r>
+        <w:rPr>
+          <w:b/>
+        </w:rPr>
+        <w:t>JSON</w:t>
+      </w:r>
+      <w:r>
+        <w:rPr>
+          <w:b w:val="0"/>
+        </w:rPr>
+        <w:t xml:space="preserve"> is only the first step.</w:t>
       </w:r>
     </w:p>
     <w:p>
@@ -385,16 +903,69 @@
     </w:p>
     <w:p>
       <w:r>
-        <w:t>VISUAL MECHANISM</w:t>
-      </w:r>
-    </w:p>
-    <w:p>
-      <w:r>
-        <w:t>Input → Process → Output</w:t>
-      </w:r>
-    </w:p>
-    <w:p>
-      <w:r>
+        <w:t>Follow the mechanism for Requests Responses and JSON. Connect each labelled input, deciding step and result.</w:t>
+      </w:r>
+    </w:p>
+    <w:p>
+      <w:pPr>
+        <w:spacing w:line="336" w:lineRule="auto" w:after="180"/>
+      </w:pPr>
+      <w:r>
+        <w:rPr>
+          <w:b/>
+        </w:rPr>
+        <w:t xml:space="preserve">VISUAL </w:t>
+      </w:r>
+      <w:r>
+        <w:rPr>
+          <w:b/>
+        </w:rPr>
+        <w:t>MECHANISM</w:t>
+      </w:r>
+    </w:p>
+    <w:p>
+      <w:pPr>
+        <w:spacing w:line="336" w:lineRule="auto" w:after="180"/>
+      </w:pPr>
+      <w:r>
+        <w:rPr>
+          <w:b/>
+        </w:rPr>
+        <w:t>Input</w:t>
+      </w:r>
+      <w:r>
+        <w:rPr>
+          <w:b w:val="0"/>
+        </w:rPr>
+        <w:t xml:space="preserve"> → </w:t>
+      </w:r>
+      <w:r>
+        <w:rPr>
+          <w:b/>
+        </w:rPr>
+        <w:t>Process</w:t>
+      </w:r>
+      <w:r>
+        <w:rPr>
+          <w:b w:val="0"/>
+        </w:rPr>
+        <w:t xml:space="preserve"> → </w:t>
+      </w:r>
+      <w:r>
+        <w:rPr>
+          <w:b/>
+        </w:rPr>
+        <w:t>Output</w:t>
+      </w:r>
+    </w:p>
+    <w:p>
+      <w:pPr>
+        <w:spacing w:line="336" w:lineRule="auto" w:after="180"/>
+      </w:pPr>
+      <w:r>
+        <w:rPr>
+          <w:b w:val="0"/>
+        </w:rPr>
         <w:t>Trace the information. At each stage, ask what changed and how you could test it.</w:t>
       </w:r>
     </w:p>
@@ -435,7 +1006,13 @@
       </w:r>
     </w:p>
     <w:p>
-      <w:r>
+      <w:pPr>
+        <w:spacing w:line="336" w:lineRule="auto" w:after="180"/>
+      </w:pPr>
+      <w:r>
+        <w:rPr>
+          <w:b w:val="0"/>
+        </w:rPr>
         <w:t>↓</w:t>
       </w:r>
     </w:p>
@@ -476,7 +1053,13 @@
       </w:r>
     </w:p>
     <w:p>
-      <w:r>
+      <w:pPr>
+        <w:spacing w:line="336" w:lineRule="auto" w:after="180"/>
+      </w:pPr>
+      <w:r>
+        <w:rPr>
+          <w:b w:val="0"/>
+        </w:rPr>
         <w:t>↓</w:t>
       </w:r>
     </w:p>
@@ -517,7 +1100,13 @@
       </w:r>
     </w:p>
     <w:p>
-      <w:r>
+      <w:pPr>
+        <w:spacing w:line="336" w:lineRule="auto" w:after="180"/>
+      </w:pPr>
+      <w:r>
+        <w:rPr>
+          <w:b w:val="0"/>
+        </w:rPr>
         <w:t>Which stage could fail even when the other two are correct? Explain:</w:t>
       </w:r>
     </w:p>
@@ -746,8 +1335,85 @@
       </w:r>
     </w:p>
     <w:p>
-      <w:r>
-        <w:t>The output is {"accepted": true, "minutes": 12}. JSON uses lowercase true, false and null; Python uses True, False and None. json.loads converts between representations. The worked output line assumes the parsed top-level value is a dictionary; a robust interface must reject other top-level types before accessing fields.</w:t>
+      <w:pPr>
+        <w:spacing w:line="336" w:lineRule="auto" w:after="180"/>
+      </w:pPr>
+      <w:r>
+        <w:rPr>
+          <w:b w:val="0"/>
+        </w:rPr>
+        <w:t xml:space="preserve">The </w:t>
+      </w:r>
+      <w:r>
+        <w:rPr>
+          <w:b/>
+        </w:rPr>
+        <w:t>output</w:t>
+      </w:r>
+      <w:r>
+        <w:rPr>
+          <w:b w:val="0"/>
+        </w:rPr>
+        <w:t xml:space="preserve"> is {"accepted": true, "minutes": 12}. </w:t>
+      </w:r>
+      <w:r>
+        <w:rPr>
+          <w:b/>
+        </w:rPr>
+        <w:t>JSON</w:t>
+      </w:r>
+      <w:r>
+        <w:rPr>
+          <w:b w:val="0"/>
+        </w:rPr>
+        <w:t xml:space="preserve"> uses lowercase true, false and null; Python uses True, False and None. </w:t>
+      </w:r>
+      <w:r>
+        <w:rPr>
+          <w:b/>
+        </w:rPr>
+        <w:t>json</w:t>
+      </w:r>
+      <w:r>
+        <w:rPr>
+          <w:b w:val="0"/>
+        </w:rPr>
+        <w:t>.loads converts between representations.</w:t>
+      </w:r>
+    </w:p>
+    <w:p>
+      <w:pPr>
+        <w:spacing w:line="336" w:lineRule="auto" w:after="180"/>
+      </w:pPr>
+      <w:r>
+        <w:rPr>
+          <w:b w:val="0"/>
+        </w:rPr>
+        <w:t xml:space="preserve">The worked </w:t>
+      </w:r>
+      <w:r>
+        <w:rPr>
+          <w:b/>
+        </w:rPr>
+        <w:t>output</w:t>
+      </w:r>
+      <w:r>
+        <w:rPr>
+          <w:b w:val="0"/>
+        </w:rPr>
+        <w:t xml:space="preserve"> line assumes the parsed top-level value is a dictionary; a robust </w:t>
+      </w:r>
+      <w:r>
+        <w:rPr>
+          <w:b/>
+        </w:rPr>
+        <w:t>interface</w:t>
+      </w:r>
+      <w:r>
+        <w:rPr>
+          <w:b w:val="0"/>
+        </w:rPr>
+        <w:t xml:space="preserve"> must reject other top-level types before accessing fields.</w:t>
       </w:r>
     </w:p>
     <w:p>
@@ -759,8 +1425,78 @@
       </w:r>
     </w:p>
     <w:p>
-      <w:r>
-        <w:t>JSON is a text format for exchanging values. Parsing asks whether the text follows that format. Schema checking asks whether the parsed value has the structure and values your task requires. Start by checking that the whole value is an object, represented here by a Python dictionary. Only then look up name and minutes. A valid JSON list is still the wrong top-level structure for this contract. Syntax success and acceptance are separate decisions.</w:t>
+      <w:pPr>
+        <w:spacing w:line="336" w:lineRule="auto" w:after="180"/>
+      </w:pPr>
+      <w:r>
+        <w:rPr>
+          <w:b/>
+        </w:rPr>
+        <w:t>JSON</w:t>
+      </w:r>
+      <w:r>
+        <w:rPr>
+          <w:b w:val="0"/>
+        </w:rPr>
+        <w:t xml:space="preserve"> is a text format for exchanging values. </w:t>
+      </w:r>
+      <w:r>
+        <w:rPr>
+          <w:b/>
+        </w:rPr>
+        <w:t>Parsing</w:t>
+      </w:r>
+      <w:r>
+        <w:rPr>
+          <w:b w:val="0"/>
+        </w:rPr>
+        <w:t xml:space="preserve"> asks whether the text follows that format. Schema checking asks whether the parsed value has the structure and values your task requires.</w:t>
+      </w:r>
+    </w:p>
+    <w:p>
+      <w:pPr>
+        <w:spacing w:line="336" w:lineRule="auto" w:after="180"/>
+      </w:pPr>
+      <w:r>
+        <w:rPr>
+          <w:b w:val="0"/>
+        </w:rPr>
+        <w:t xml:space="preserve">Start by checking that the whole value is an object, represented here by a Python dictionary. Only then look up name and minutes. A valid </w:t>
+      </w:r>
+      <w:r>
+        <w:rPr>
+          <w:b/>
+        </w:rPr>
+        <w:t>JSON</w:t>
+      </w:r>
+      <w:r>
+        <w:rPr>
+          <w:b w:val="0"/>
+        </w:rPr>
+        <w:t xml:space="preserve"> list is still the wrong top-level structure for this </w:t>
+      </w:r>
+      <w:r>
+        <w:rPr>
+          <w:b/>
+        </w:rPr>
+        <w:t>contract</w:t>
+      </w:r>
+      <w:r>
+        <w:rPr>
+          <w:b w:val="0"/>
+        </w:rPr>
+        <w:t>.</w:t>
+      </w:r>
+    </w:p>
+    <w:p>
+      <w:pPr>
+        <w:spacing w:line="336" w:lineRule="auto" w:after="180"/>
+      </w:pPr>
+      <w:r>
+        <w:rPr>
+          <w:b w:val="0"/>
+        </w:rPr>
+        <w:t>Syntax success and acceptance are separate decisions.</w:t>
       </w:r>
     </w:p>
     <w:p>
@@ -772,8 +1508,26 @@
       </w:r>
     </w:p>
     <w:p>
-      <w:r>
-        <w:t>Point to the input, the deciding step and the result in this week’s visual. Explain the same step in ordinary words. A picture helps when you can say what each part represents.</w:t>
+      <w:pPr>
+        <w:spacing w:line="336" w:lineRule="auto" w:after="180"/>
+      </w:pPr>
+      <w:r>
+        <w:rPr>
+          <w:b w:val="0"/>
+        </w:rPr>
+        <w:t xml:space="preserve">Point to the </w:t>
+      </w:r>
+      <w:r>
+        <w:rPr>
+          <w:b/>
+        </w:rPr>
+        <w:t>input</w:t>
+      </w:r>
+      <w:r>
+        <w:rPr>
+          <w:b w:val="0"/>
+        </w:rPr>
+        <w:t>, the deciding step and the result in this week’s visual. Explain the same step in ordinary words. A picture helps when you can say what each part represents.</w:t>
       </w:r>
     </w:p>
     <w:p>
@@ -786,16 +1540,54 @@
     </w:p>
     <w:p>
       <w:r>
+        <w:t>Compare the supplied cases for Requests Responses and JSON. Identify the detail that changes the conclusion.</w:t>
+      </w:r>
+    </w:p>
+    <w:p>
+      <w:pPr>
+        <w:pStyle w:val="Heading3"/>
+      </w:pPr>
+      <w:r>
+        <w:t>The case to investigate</w:t>
+      </w:r>
+    </w:p>
+    <w:p>
+      <w:pPr>
+        <w:spacing w:line="336" w:lineRule="auto" w:after="180"/>
+        <w:shd w:fill="F1F6FC"/>
+      </w:pPr>
+      <w:r>
+        <w:rPr>
+          <w:b w:val="0"/>
+        </w:rPr>
         <w:t>CASE GALLERY</w:t>
       </w:r>
     </w:p>
     <w:p>
-      <w:r>
-        <w:t>Four Tests, Four Kinds of Evidence</w:t>
-      </w:r>
-    </w:p>
-    <w:p>
-      <w:r>
+      <w:pPr>
+        <w:spacing w:line="336" w:lineRule="auto" w:after="180"/>
+      </w:pPr>
+      <w:r>
+        <w:rPr>
+          <w:b w:val="0"/>
+        </w:rPr>
+        <w:t xml:space="preserve">Four Tests, Four Kinds of </w:t>
+      </w:r>
+      <w:r>
+        <w:rPr>
+          <w:b/>
+        </w:rPr>
+        <w:t>Evidence</w:t>
+      </w:r>
+    </w:p>
+    <w:p>
+      <w:pPr>
+        <w:spacing w:line="336" w:lineRule="auto" w:after="180"/>
+      </w:pPr>
+      <w:r>
+        <w:rPr>
+          <w:b w:val="0"/>
+        </w:rPr>
         <w:t>A system is not understood until it survives more than one comfortable example.</w:t>
       </w:r>
     </w:p>
@@ -872,8 +1664,47 @@
       </w:r>
     </w:p>
     <w:p>
-      <w:r>
-        <w:t>NORMAL CASE: predict and name evidence.     BOUNDARY CASE: predict and name evidence.</w:t>
+      <w:pPr>
+        <w:pStyle w:val="Heading3"/>
+      </w:pPr>
+      <w:r>
+        <w:t>The normal case</w:t>
+      </w:r>
+    </w:p>
+    <w:p>
+      <w:pPr>
+        <w:spacing w:line="336" w:lineRule="auto" w:after="180"/>
+        <w:shd w:fill="F1F6FC"/>
+      </w:pPr>
+      <w:r>
+        <w:rPr>
+          <w:b w:val="0"/>
+        </w:rPr>
+        <w:t xml:space="preserve">NORMAL CASE: predict and name </w:t>
+      </w:r>
+      <w:r>
+        <w:rPr>
+          <w:b/>
+        </w:rPr>
+        <w:t>evidence</w:t>
+      </w:r>
+      <w:r>
+        <w:rPr>
+          <w:b w:val="0"/>
+        </w:rPr>
+        <w:t xml:space="preserve">.     BOUNDARY CASE: predict and name </w:t>
+      </w:r>
+      <w:r>
+        <w:rPr>
+          <w:b/>
+        </w:rPr>
+        <w:t>evidence</w:t>
+      </w:r>
+      <w:r>
+        <w:rPr>
+          <w:b w:val="0"/>
+        </w:rPr>
+        <w:t>.</w:t>
       </w:r>
     </w:p>
     <w:p>
@@ -949,12 +1780,58 @@
       </w:r>
     </w:p>
     <w:p>
-      <w:r>
-        <w:t>MISSING INFORMATION: predict and name evidence.     TRANSFER CASE: predict and name evidence.</w:t>
-      </w:r>
-    </w:p>
-    <w:p>
-      <w:r>
+      <w:pPr>
+        <w:pStyle w:val="Heading3"/>
+      </w:pPr>
+      <w:r>
+        <w:t>Check missing information</w:t>
+      </w:r>
+    </w:p>
+    <w:p>
+      <w:pPr>
+        <w:spacing w:line="336" w:lineRule="auto" w:after="180"/>
+        <w:shd w:fill="FFF5E6"/>
+      </w:pPr>
+      <w:r>
+        <w:rPr>
+          <w:b w:val="0"/>
+        </w:rPr>
+        <w:t xml:space="preserve">MISSING INFORMATION: predict and name </w:t>
+      </w:r>
+      <w:r>
+        <w:rPr>
+          <w:b/>
+        </w:rPr>
+        <w:t>evidence</w:t>
+      </w:r>
+      <w:r>
+        <w:rPr>
+          <w:b w:val="0"/>
+        </w:rPr>
+        <w:t xml:space="preserve">.     TRANSFER CASE: predict and name </w:t>
+      </w:r>
+      <w:r>
+        <w:rPr>
+          <w:b/>
+        </w:rPr>
+        <w:t>evidence</w:t>
+      </w:r>
+      <w:r>
+        <w:rPr>
+          <w:b w:val="0"/>
+        </w:rPr>
+        <w:t>.</w:t>
+      </w:r>
+    </w:p>
+    <w:p>
+      <w:pPr>
+        <w:spacing w:line="336" w:lineRule="auto" w:after="180"/>
+        <w:shd w:fill="F5F1FB"/>
+      </w:pPr>
+      <w:r>
+        <w:rPr>
+          <w:b w:val="0"/>
+        </w:rPr>
         <w:t>Which case is most likely to reveal a hidden assumption? Why?</w:t>
       </w:r>
     </w:p>
@@ -1000,17 +1877,92 @@
       </w:r>
     </w:p>
     <w:p>
-      <w:r>
+      <w:pPr>
+        <w:pStyle w:val="Heading3"/>
+      </w:pPr>
+      <w:r>
+        <w:t>Change one thing</w:t>
+      </w:r>
+    </w:p>
+    <w:p>
+      <w:pPr>
+        <w:spacing w:line="336" w:lineRule="auto" w:after="180"/>
+        <w:shd w:fill="F5F1FB"/>
+      </w:pPr>
+      <w:r>
+        <w:rPr>
+          <w:b w:val="0"/>
+        </w:rPr>
         <w:t>Change: Replace 12 with the text "12".</w:t>
       </w:r>
     </w:p>
     <w:p>
-      <w:r>
-        <w:t>Prediction: Reject the response under this strict contract.</w:t>
-      </w:r>
-    </w:p>
-    <w:p>
-      <w:r>
+      <w:pPr>
+        <w:pStyle w:val="Heading3"/>
+      </w:pPr>
+      <w:r>
+        <w:t>Predicted result</w:t>
+      </w:r>
+    </w:p>
+    <w:p>
+      <w:pPr>
+        <w:spacing w:line="336" w:lineRule="auto" w:after="180"/>
+        <w:shd w:fill="F1F6FC"/>
+      </w:pPr>
+      <w:r>
+        <w:rPr>
+          <w:b/>
+        </w:rPr>
+        <w:t>Prediction</w:t>
+      </w:r>
+      <w:r>
+        <w:rPr>
+          <w:b w:val="0"/>
+        </w:rPr>
+        <w:t xml:space="preserve">: Reject the </w:t>
+      </w:r>
+      <w:r>
+        <w:rPr>
+          <w:b/>
+        </w:rPr>
+        <w:t>response</w:t>
+      </w:r>
+      <w:r>
+        <w:rPr>
+          <w:b w:val="0"/>
+        </w:rPr>
+        <w:t xml:space="preserve"> under this strict </w:t>
+      </w:r>
+      <w:r>
+        <w:rPr>
+          <w:b/>
+        </w:rPr>
+        <w:t>contract</w:t>
+      </w:r>
+      <w:r>
+        <w:rPr>
+          <w:b w:val="0"/>
+        </w:rPr>
+        <w:t>.</w:t>
+      </w:r>
+    </w:p>
+    <w:p>
+      <w:pPr>
+        <w:pStyle w:val="Heading3"/>
+      </w:pPr>
+      <w:r>
+        <w:t>Why the result follows</w:t>
+      </w:r>
+    </w:p>
+    <w:p>
+      <w:pPr>
+        <w:spacing w:line="336" w:lineRule="auto" w:after="180"/>
+        <w:shd w:fill="F1F6FC"/>
+      </w:pPr>
+      <w:r>
+        <w:rPr>
+          <w:b w:val="0"/>
+        </w:rPr>
         <w:t>Reason: Digits inside quotes represent text, whereas portions requires an integer.</w:t>
       </w:r>
     </w:p>
@@ -1024,16 +1976,39 @@
     </w:p>
     <w:p>
       <w:r>
+        <w:t>Use the vocabulary of Requests Responses and JSON to explain a concrete decision, rather than only memorising definitions.</w:t>
+      </w:r>
+    </w:p>
+    <w:p>
+      <w:pPr>
+        <w:spacing w:line="336" w:lineRule="auto" w:after="180"/>
+      </w:pPr>
+      <w:r>
+        <w:rPr>
+          <w:b/>
+        </w:rPr>
         <w:t>VOCABULARY LAB</w:t>
       </w:r>
     </w:p>
     <w:p>
-      <w:r>
+      <w:pPr>
+        <w:spacing w:line="336" w:lineRule="auto" w:after="180"/>
+      </w:pPr>
+      <w:r>
+        <w:rPr>
+          <w:b w:val="0"/>
+        </w:rPr>
         <w:t>Words You Can Use to Reason</w:t>
       </w:r>
     </w:p>
     <w:p>
-      <w:r>
+      <w:pPr>
+        <w:spacing w:line="336" w:lineRule="auto" w:after="180"/>
+      </w:pPr>
+      <w:r>
+        <w:rPr>
+          <w:b w:val="0"/>
+        </w:rPr>
         <w:t>A definition matters when you can recognize the idea, use it, and contrast it with a near-miss.</w:t>
       </w:r>
     </w:p>
@@ -1490,17 +2465,58 @@
     </w:p>
     <w:p>
       <w:r>
-        <w:t>WORKED EVIDENCE</w:t>
-      </w:r>
-    </w:p>
-    <w:p>
-      <w:r>
+        <w:t>Follow the worked trace for Requests Responses and JSON, predict a step, then compare with its explanation.</w:t>
+      </w:r>
+    </w:p>
+    <w:p>
+      <w:pPr>
+        <w:spacing w:line="336" w:lineRule="auto" w:after="180"/>
+      </w:pPr>
+      <w:r>
+        <w:rPr>
+          <w:b/>
+        </w:rPr>
+        <w:t xml:space="preserve">WORKED </w:t>
+      </w:r>
+      <w:r>
+        <w:rPr>
+          <w:b/>
+        </w:rPr>
+        <w:t>EVIDENCE</w:t>
+      </w:r>
+    </w:p>
+    <w:p>
+      <w:pPr>
+        <w:spacing w:line="336" w:lineRule="auto" w:after="180"/>
+      </w:pPr>
+      <w:r>
+        <w:rPr>
+          <w:b w:val="0"/>
+        </w:rPr>
         <w:t>Reason Step by Step</w:t>
       </w:r>
     </w:p>
     <w:p>
-      <w:r>
-        <w:t>Predict first. Then check each step. A correct answer without visible reasoning is incomplete evidence.</w:t>
+      <w:pPr>
+        <w:spacing w:line="336" w:lineRule="auto" w:after="180"/>
+      </w:pPr>
+      <w:r>
+        <w:rPr>
+          <w:b w:val="0"/>
+        </w:rPr>
+        <w:t xml:space="preserve">Predict first. Then check each step. A correct answer without visible reasoning is incomplete </w:t>
+      </w:r>
+      <w:r>
+        <w:rPr>
+          <w:b/>
+        </w:rPr>
+        <w:t>evidence</w:t>
+      </w:r>
+      <w:r>
+        <w:rPr>
+          <w:b w:val="0"/>
+        </w:rPr>
+        <w:t>.</w:t>
       </w:r>
     </w:p>
     <w:p>
@@ -1540,27 +2556,109 @@
       </w:r>
     </w:p>
     <w:p>
-      <w:r>
-        <w:t>1. Request requires question:text and source_ids:list.</w:t>
-      </w:r>
-    </w:p>
-    <w:p>
-      <w:r>
-        <w:t>2. Response requires answer:text, citations:list, status:text.</w:t>
-      </w:r>
-    </w:p>
-    <w:p>
-      <w:r>
+      <w:pPr>
+        <w:spacing w:line="336" w:lineRule="auto" w:after="180"/>
+        <w:shd w:fill="F4F9FC"/>
+      </w:pPr>
+      <w:r>
+        <w:rPr>
+          <w:b w:val="0"/>
+        </w:rPr>
+        <w:t xml:space="preserve">1. </w:t>
+      </w:r>
+      <w:r>
+        <w:rPr>
+          <w:b/>
+        </w:rPr>
+        <w:t>Request</w:t>
+      </w:r>
+      <w:r>
+        <w:rPr>
+          <w:b w:val="0"/>
+        </w:rPr>
+        <w:t xml:space="preserve"> requires question:text and source_ids:list.</w:t>
+      </w:r>
+    </w:p>
+    <w:p>
+      <w:pPr>
+        <w:spacing w:line="336" w:lineRule="auto" w:after="180"/>
+        <w:shd w:fill="F4F9FC"/>
+      </w:pPr>
+      <w:r>
+        <w:rPr>
+          <w:b w:val="0"/>
+        </w:rPr>
+        <w:t xml:space="preserve">2. </w:t>
+      </w:r>
+      <w:r>
+        <w:rPr>
+          <w:b/>
+        </w:rPr>
+        <w:t>Response</w:t>
+      </w:r>
+      <w:r>
+        <w:rPr>
+          <w:b w:val="0"/>
+        </w:rPr>
+        <w:t xml:space="preserve"> requires answer:text, citations:list, </w:t>
+      </w:r>
+      <w:r>
+        <w:rPr>
+          <w:b/>
+        </w:rPr>
+        <w:t>status</w:t>
+      </w:r>
+      <w:r>
+        <w:rPr>
+          <w:b w:val="0"/>
+        </w:rPr>
+        <w:t>:text.</w:t>
+      </w:r>
+    </w:p>
+    <w:p>
+      <w:pPr>
+        <w:spacing w:line="336" w:lineRule="auto" w:after="180"/>
+        <w:shd w:fill="F4F9FC"/>
+      </w:pPr>
+      <w:r>
+        <w:rPr>
+          <w:b w:val="0"/>
+        </w:rPr>
         <w:t>3. Missing citations or wrong source_ids type fails validation.</w:t>
       </w:r>
     </w:p>
     <w:p>
-      <w:r>
-        <w:t>4. Error response should state code, message, and safe next step.</w:t>
-      </w:r>
-    </w:p>
-    <w:p>
-      <w:r>
+      <w:pPr>
+        <w:spacing w:line="336" w:lineRule="auto" w:after="180"/>
+        <w:shd w:fill="F4F9FC"/>
+      </w:pPr>
+      <w:r>
+        <w:rPr>
+          <w:b w:val="0"/>
+        </w:rPr>
+        <w:t xml:space="preserve">4. Error </w:t>
+      </w:r>
+      <w:r>
+        <w:rPr>
+          <w:b/>
+        </w:rPr>
+        <w:t>response</w:t>
+      </w:r>
+      <w:r>
+        <w:rPr>
+          <w:b w:val="0"/>
+        </w:rPr>
+        <w:t xml:space="preserve"> should state code, message, and safe next step.</w:t>
+      </w:r>
+    </w:p>
+    <w:p>
+      <w:pPr>
+        <w:spacing w:line="336" w:lineRule="auto" w:after="180"/>
+      </w:pPr>
+      <w:r>
+        <w:rPr>
+          <w:b w:val="0"/>
+        </w:rPr>
         <w:t>Recalculate, retrace, or restate the reasoning in your own representation:</w:t>
       </w:r>
     </w:p>
@@ -1598,8 +2696,27 @@
       </w:r>
     </w:p>
     <w:p>
-      <w:r>
-        <w:t>CHECK  Did the evidence answer the exact question? Did the total, path, or source record stay consistent?</w:t>
+      <w:pPr>
+        <w:spacing w:line="336" w:lineRule="auto" w:after="180"/>
+        <w:shd w:fill="F5F1FB"/>
+      </w:pPr>
+      <w:r>
+        <w:rPr>
+          <w:b w:val="0"/>
+        </w:rPr>
+        <w:t xml:space="preserve">CHECK  Did the </w:t>
+      </w:r>
+      <w:r>
+        <w:rPr>
+          <w:b/>
+        </w:rPr>
+        <w:t>evidence</w:t>
+      </w:r>
+      <w:r>
+        <w:rPr>
+          <w:b w:val="0"/>
+        </w:rPr>
+        <w:t xml:space="preserve"> answer the exact question? Did the total, path, or source record stay consistent?</w:t>
       </w:r>
     </w:p>
     <w:p>
@@ -1657,7 +2774,13 @@
       </w:r>
     </w:p>
     <w:p>
-      <w:r>
+      <w:pPr>
+        <w:spacing w:line="336" w:lineRule="auto" w:after="180"/>
+      </w:pPr>
+      <w:r>
+        <w:rPr>
+          <w:b w:val="0"/>
+        </w:rPr>
         <w:t>Cover the result before checking it. Say what is given, choose the procedure, and follow one step at a time. Then uncover the result and explain your first mismatch. Ask why a step is allowed, not only what number it produces.</w:t>
       </w:r>
     </w:p>
@@ -1670,8 +2793,50 @@
       </w:r>
     </w:p>
     <w:p>
-      <w:r>
-        <w:t>A lunch-count response must satisfy a declared JSON contract.</w:t>
+      <w:pPr>
+        <w:spacing w:line="336" w:lineRule="auto" w:after="180"/>
+      </w:pPr>
+      <w:r>
+        <w:rPr>
+          <w:b w:val="0"/>
+        </w:rPr>
+        <w:t xml:space="preserve">A lunch-count </w:t>
+      </w:r>
+      <w:r>
+        <w:rPr>
+          <w:b/>
+        </w:rPr>
+        <w:t>response</w:t>
+      </w:r>
+      <w:r>
+        <w:rPr>
+          <w:b w:val="0"/>
+        </w:rPr>
+        <w:t xml:space="preserve"> must satisfy a declared </w:t>
+      </w:r>
+      <w:r>
+        <w:rPr>
+          <w:b/>
+        </w:rPr>
+        <w:t>JSON</w:t>
+      </w:r>
+      <w:r>
+        <w:rPr>
+          <w:b w:val="0"/>
+        </w:rPr>
+        <w:t xml:space="preserve"> </w:t>
+      </w:r>
+      <w:r>
+        <w:rPr>
+          <w:b/>
+        </w:rPr>
+        <w:t>contract</w:t>
+      </w:r>
+      <w:r>
+        <w:rPr>
+          <w:b w:val="0"/>
+        </w:rPr>
+        <w:t>.</w:t>
       </w:r>
     </w:p>
     <w:p>
@@ -1683,13 +2848,67 @@
       </w:r>
     </w:p>
     <w:p>
-      <w:r>
-        <w:t>The toy response has exactly class_code text and portions integer 0..30. Example: {"class_code":"R8","portions": 12}.</w:t>
-      </w:r>
-    </w:p>
-    <w:p>
-      <w:r>
-        <w:t>All inputs and outcomes in this worked example are invented classroom data; no real model run is claimed.</w:t>
+      <w:pPr>
+        <w:pStyle w:val="Heading3"/>
+      </w:pPr>
+      <w:r>
+        <w:t>Supplied facts</w:t>
+      </w:r>
+    </w:p>
+    <w:p>
+      <w:pPr>
+        <w:spacing w:line="336" w:lineRule="auto" w:after="180"/>
+        <w:shd w:fill="F1F6FC"/>
+      </w:pPr>
+      <w:r>
+        <w:rPr>
+          <w:b w:val="0"/>
+        </w:rPr>
+        <w:t xml:space="preserve">The toy </w:t>
+      </w:r>
+      <w:r>
+        <w:rPr>
+          <w:b/>
+        </w:rPr>
+        <w:t>response</w:t>
+      </w:r>
+      <w:r>
+        <w:rPr>
+          <w:b w:val="0"/>
+        </w:rPr>
+        <w:t xml:space="preserve"> has exactly class_code text and portions integer 0..30. Example: {"class_code":"R8","portions": 12}.</w:t>
+      </w:r>
+    </w:p>
+    <w:p>
+      <w:pPr>
+        <w:pStyle w:val="Heading3"/>
+      </w:pPr>
+      <w:r>
+        <w:t>Supplied facts</w:t>
+      </w:r>
+    </w:p>
+    <w:p>
+      <w:pPr>
+        <w:spacing w:line="336" w:lineRule="auto" w:after="180"/>
+        <w:shd w:fill="F1F6FC"/>
+      </w:pPr>
+      <w:r>
+        <w:rPr>
+          <w:b w:val="0"/>
+        </w:rPr>
+        <w:t xml:space="preserve">All </w:t>
+      </w:r>
+      <w:r>
+        <w:rPr>
+          <w:b/>
+        </w:rPr>
+        <w:t>input</w:t>
+      </w:r>
+      <w:r>
+        <w:rPr>
+          <w:b w:val="0"/>
+        </w:rPr>
+        <w:t>s and outcomes in this worked example are invented classroom data; no real model run is claimed.</w:t>
       </w:r>
     </w:p>
     <w:p>
@@ -1852,30 +3071,144 @@
       </w:r>
     </w:p>
     <w:p>
-      <w:r>
-        <w:t>Read the picture in order. Accept this response shape; acceptance does not prove that 12 portions were actually counted. The arrows show which recorded input or intermediate result each decision uses. Explain the deciding step aloud before checking the changed case; pointing to the final answer alone does not show how it follows.</w:t>
-      </w:r>
-    </w:p>
-    <w:p>
       <w:pPr>
         <w:pStyle w:val="Heading3"/>
       </w:pPr>
       <w:r>
+        <w:t>Why the result follows</w:t>
+      </w:r>
+    </w:p>
+    <w:p>
+      <w:pPr>
+        <w:spacing w:line="336" w:lineRule="auto" w:after="180"/>
+        <w:shd w:fill="F1F6FC"/>
+      </w:pPr>
+      <w:r>
+        <w:rPr>
+          <w:b w:val="0"/>
+        </w:rPr>
+        <w:t xml:space="preserve">Read the picture in order. Accept this </w:t>
+      </w:r>
+      <w:r>
+        <w:rPr>
+          <w:b/>
+        </w:rPr>
+        <w:t>response</w:t>
+      </w:r>
+      <w:r>
+        <w:rPr>
+          <w:b w:val="0"/>
+        </w:rPr>
+        <w:t xml:space="preserve"> shape; acceptance does not prove that 12 portions were actually counted. The arrows show which recorded </w:t>
+      </w:r>
+      <w:r>
+        <w:rPr>
+          <w:b/>
+        </w:rPr>
+        <w:t>input</w:t>
+      </w:r>
+      <w:r>
+        <w:rPr>
+          <w:b w:val="0"/>
+        </w:rPr>
+        <w:t xml:space="preserve"> or intermediate result each decision uses.</w:t>
+      </w:r>
+    </w:p>
+    <w:p>
+      <w:pPr>
+        <w:spacing w:line="336" w:lineRule="auto" w:after="180"/>
+        <w:shd w:fill="F1F6FC"/>
+      </w:pPr>
+      <w:r>
+        <w:rPr>
+          <w:b w:val="0"/>
+        </w:rPr>
+        <w:t>Explain the deciding step aloud before checking the changed case; pointing to the final answer alone does not show how it follows.</w:t>
+      </w:r>
+    </w:p>
+    <w:p>
+      <w:pPr>
+        <w:pStyle w:val="Heading3"/>
+      </w:pPr>
+      <w:r>
         <w:t>What this example does not establish</w:t>
       </w:r>
     </w:p>
     <w:p>
-      <w:r>
-        <w:t>JSON well-formedness, schema validity and real-world truth are different checks.</w:t>
-      </w:r>
-    </w:p>
-    <w:p>
-      <w:r>
-        <w:t>Read the labelled picture: Would converting the text silently prove the source count is correct? Point to the relevant step in the picture, then write the changed result and the rule or evidence that supports it.</w:t>
-      </w:r>
-    </w:p>
-    <w:p>
-      <w:r>
+      <w:pPr>
+        <w:pStyle w:val="Heading3"/>
+      </w:pPr>
+      <w:r>
+        <w:t>Keep the stated limit</w:t>
+      </w:r>
+    </w:p>
+    <w:p>
+      <w:pPr>
+        <w:spacing w:line="336" w:lineRule="auto" w:after="180"/>
+        <w:shd w:fill="FFF5E6"/>
+      </w:pPr>
+      <w:r>
+        <w:rPr>
+          <w:b/>
+        </w:rPr>
+        <w:t>JSON</w:t>
+      </w:r>
+      <w:r>
+        <w:rPr>
+          <w:b w:val="0"/>
+        </w:rPr>
+        <w:t xml:space="preserve"> well-formedness, schema validity and real-world truth are different checks.</w:t>
+      </w:r>
+    </w:p>
+    <w:p>
+      <w:pPr>
+        <w:pStyle w:val="Heading3"/>
+      </w:pPr>
+      <w:r>
+        <w:t>Keep the stated limit</w:t>
+      </w:r>
+    </w:p>
+    <w:p>
+      <w:pPr>
+        <w:spacing w:line="336" w:lineRule="auto" w:after="180"/>
+        <w:shd w:fill="FFF5E6"/>
+      </w:pPr>
+      <w:r>
+        <w:rPr>
+          <w:b w:val="0"/>
+        </w:rPr>
+        <w:t xml:space="preserve">Read the labelled picture: Would converting the text silently prove the source count is correct? Point to the relevant step in the picture, then write the changed result and the rule or </w:t>
+      </w:r>
+      <w:r>
+        <w:rPr>
+          <w:b/>
+        </w:rPr>
+        <w:t>evidence</w:t>
+      </w:r>
+      <w:r>
+        <w:rPr>
+          <w:b w:val="0"/>
+        </w:rPr>
+        <w:t xml:space="preserve"> that supports it.</w:t>
+      </w:r>
+    </w:p>
+    <w:p>
+      <w:pPr>
+        <w:pStyle w:val="Heading3"/>
+      </w:pPr>
+      <w:r>
+        <w:t>Keep the stated limit</w:t>
+      </w:r>
+    </w:p>
+    <w:p>
+      <w:pPr>
+        <w:spacing w:line="336" w:lineRule="auto" w:after="180"/>
+        <w:shd w:fill="FFF5E6"/>
+      </w:pPr>
+      <w:r>
+        <w:rPr>
+          <w:b w:val="0"/>
+        </w:rPr>
         <w:t>Change one thing: Replace 12 with the text "12". Predict the result before checking the explanation. What remains the same?</w:t>
       </w:r>
     </w:p>
@@ -1889,17 +3222,61 @@
     </w:p>
     <w:p>
       <w:r>
+        <w:t>Find the unsupported step in the Requests Responses and JSON claim and explain a repair using the supplied evidence.</w:t>
+      </w:r>
+    </w:p>
+    <w:p>
+      <w:pPr>
+        <w:pStyle w:val="Heading3"/>
+      </w:pPr>
+      <w:r>
+        <w:t>Find the first error</w:t>
+      </w:r>
+    </w:p>
+    <w:p>
+      <w:pPr>
+        <w:spacing w:line="336" w:lineRule="auto" w:after="180"/>
+        <w:shd w:fill="FFF5E6"/>
+      </w:pPr>
+      <w:r>
+        <w:rPr>
+          <w:b w:val="0"/>
+        </w:rPr>
         <w:t>ERROR DETECTIVE</w:t>
       </w:r>
     </w:p>
     <w:p>
-      <w:r>
+      <w:pPr>
+        <w:spacing w:line="336" w:lineRule="auto" w:after="180"/>
+      </w:pPr>
+      <w:r>
+        <w:rPr>
+          <w:b w:val="0"/>
+        </w:rPr>
         <w:t>Compare → Diagnose → Repair</w:t>
       </w:r>
     </w:p>
     <w:p>
-      <w:r>
-        <w:t>Do not patch the answer. Find the earliest unsupported assumption, wrong step, or weak evidence.</w:t>
+      <w:pPr>
+        <w:spacing w:line="336" w:lineRule="auto" w:after="180"/>
+      </w:pPr>
+      <w:r>
+        <w:rPr>
+          <w:b w:val="0"/>
+        </w:rPr>
+        <w:t xml:space="preserve">Do not patch the answer. Find the earliest unsupported assumption, wrong step, or weak </w:t>
+      </w:r>
+      <w:r>
+        <w:rPr>
+          <w:b/>
+        </w:rPr>
+        <w:t>evidence</w:t>
+      </w:r>
+      <w:r>
+        <w:rPr>
+          <w:b w:val="0"/>
+        </w:rPr>
+        <w:t>.</w:t>
       </w:r>
     </w:p>
     <w:p>
@@ -2149,7 +3526,14 @@
       </w:tr>
     </w:tbl>
     <w:p>
-      <w:r>
+      <w:pPr>
+        <w:spacing w:line="336" w:lineRule="auto" w:after="180"/>
+        <w:shd w:fill="F5F1FB"/>
+      </w:pPr>
+      <w:r>
+        <w:rPr>
+          <w:b w:val="0"/>
+        </w:rPr>
         <w:t>Repair one cause. Why is this repair better than changing several things?</w:t>
       </w:r>
     </w:p>
@@ -2195,8 +3579,38 @@
       </w:r>
     </w:p>
     <w:p>
-      <w:r>
-        <w:t>An interface should state what happens for malformed text, wrong structure and invalid values. Do not expose raw private input in error messages. Use only the fictional records supplied for practice.</w:t>
+      <w:pPr>
+        <w:spacing w:line="336" w:lineRule="auto" w:after="180"/>
+      </w:pPr>
+      <w:r>
+        <w:rPr>
+          <w:b w:val="0"/>
+        </w:rPr>
+        <w:t xml:space="preserve">An </w:t>
+      </w:r>
+      <w:r>
+        <w:rPr>
+          <w:b/>
+        </w:rPr>
+        <w:t>interface</w:t>
+      </w:r>
+      <w:r>
+        <w:rPr>
+          <w:b w:val="0"/>
+        </w:rPr>
+        <w:t xml:space="preserve"> should state what happens for malformed text, wrong structure and invalid values. Do not expose raw private </w:t>
+      </w:r>
+      <w:r>
+        <w:rPr>
+          <w:b/>
+        </w:rPr>
+        <w:t>input</w:t>
+      </w:r>
+      <w:r>
+        <w:rPr>
+          <w:b w:val="0"/>
+        </w:rPr>
+        <w:t xml:space="preserve"> in error messages. Use only the fictional records supplied for practice.</w:t>
       </w:r>
     </w:p>
     <w:p>
@@ -2247,16 +3661,39 @@
     </w:p>
     <w:p>
       <w:r>
+        <w:t>Practise Requests Responses and JSON with support, then explain the deciding step in your own words.</w:t>
+      </w:r>
+    </w:p>
+    <w:p>
+      <w:pPr>
+        <w:spacing w:line="336" w:lineRule="auto" w:after="180"/>
+      </w:pPr>
+      <w:r>
+        <w:rPr>
+          <w:b/>
+        </w:rPr>
         <w:t>LOGIC STUDIO</w:t>
       </w:r>
     </w:p>
     <w:p>
-      <w:r>
+      <w:pPr>
+        <w:spacing w:line="336" w:lineRule="auto" w:after="180"/>
+      </w:pPr>
+      <w:r>
+        <w:rPr>
+          <w:b w:val="0"/>
+        </w:rPr>
         <w:t>Specify Before You Run</w:t>
       </w:r>
     </w:p>
     <w:p>
-      <w:r>
+      <w:pPr>
+        <w:spacing w:line="336" w:lineRule="auto" w:after="180"/>
+      </w:pPr>
+      <w:r>
+        <w:rPr>
+          <w:b w:val="0"/>
+        </w:rPr>
         <w:t>Prompts, schemas, retrieval, tool calls, and code are inspectable parts of one AI product.</w:t>
       </w:r>
     </w:p>
@@ -2297,8 +3734,26 @@
       </w:r>
     </w:p>
     <w:p>
-      <w:r>
-        <w:t>SET task, audience, constraints, output_schema</w:t>
+      <w:pPr>
+        <w:spacing w:line="336" w:lineRule="auto" w:after="180"/>
+      </w:pPr>
+      <w:r>
+        <w:rPr>
+          <w:b w:val="0"/>
+        </w:rPr>
+        <w:t xml:space="preserve">SET task, audience, constraints, </w:t>
+      </w:r>
+      <w:r>
+        <w:rPr>
+          <w:b/>
+        </w:rPr>
+        <w:t>output</w:t>
+      </w:r>
+      <w:r>
+        <w:rPr>
+          <w:b w:val="0"/>
+        </w:rPr>
+        <w:t>_schema</w:t>
         <w:br/>
         <w:t>LOAD approved_context or retrieval_result</w:t>
         <w:br/>
@@ -2306,14 +3761,57 @@
         <w:br/>
         <w:t>VALIDATE fields, claims, citations, and safety</w:t>
         <w:br/>
-        <w:t>IF evidence missing: ask, retrieve, or abstain</w:t>
+        <w:t xml:space="preserve">IF </w:t>
+      </w:r>
+      <w:r>
+        <w:rPr>
+          <w:b/>
+        </w:rPr>
+        <w:t>evidence</w:t>
+      </w:r>
+      <w:r>
+        <w:rPr>
+          <w:b w:val="0"/>
+        </w:rPr>
+        <w:t xml:space="preserve"> missing: ask, retrieve, or abstain</w:t>
         <w:br/>
-        <w:t>RETURN useful output + source trail + limitations</w:t>
-      </w:r>
-    </w:p>
-    <w:p>
-      <w:r>
-        <w:t>Trace one input. Which line changes the state or chooses a path?</w:t>
+        <w:t xml:space="preserve">RETURN useful </w:t>
+      </w:r>
+      <w:r>
+        <w:rPr>
+          <w:b/>
+        </w:rPr>
+        <w:t>output</w:t>
+      </w:r>
+      <w:r>
+        <w:rPr>
+          <w:b w:val="0"/>
+        </w:rPr>
+        <w:t xml:space="preserve"> + source trail + limitations</w:t>
+      </w:r>
+    </w:p>
+    <w:p>
+      <w:pPr>
+        <w:spacing w:line="336" w:lineRule="auto" w:after="180"/>
+        <w:shd w:fill="F5F1FB"/>
+      </w:pPr>
+      <w:r>
+        <w:rPr>
+          <w:b w:val="0"/>
+        </w:rPr>
+        <w:t xml:space="preserve">Trace one </w:t>
+      </w:r>
+      <w:r>
+        <w:rPr>
+          <w:b/>
+        </w:rPr>
+        <w:t>input</w:t>
+      </w:r>
+      <w:r>
+        <w:rPr>
+          <w:b w:val="0"/>
+        </w:rPr>
+        <w:t>. Which line changes the state or chooses a path?</w:t>
       </w:r>
     </w:p>
     <w:p>
@@ -2358,8 +3856,38 @@
       </w:r>
     </w:p>
     <w:p>
-      <w:r>
-        <w:t>Single quotes around property names are not valid JSON syntax. Use double quotes in the JSON text. If the whole parsed value is a list, do not call .get on it: check the top-level type first and report a schema failure.</w:t>
+      <w:pPr>
+        <w:spacing w:line="336" w:lineRule="auto" w:after="180"/>
+      </w:pPr>
+      <w:r>
+        <w:rPr>
+          <w:b w:val="0"/>
+        </w:rPr>
+        <w:t xml:space="preserve">Single quotes around property names are not valid </w:t>
+      </w:r>
+      <w:r>
+        <w:rPr>
+          <w:b/>
+        </w:rPr>
+        <w:t>JSON</w:t>
+      </w:r>
+      <w:r>
+        <w:rPr>
+          <w:b w:val="0"/>
+        </w:rPr>
+        <w:t xml:space="preserve"> syntax. Use double quotes in the </w:t>
+      </w:r>
+      <w:r>
+        <w:rPr>
+          <w:b/>
+        </w:rPr>
+        <w:t>JSON</w:t>
+      </w:r>
+      <w:r>
+        <w:rPr>
+          <w:b w:val="0"/>
+        </w:rPr>
+        <w:t xml:space="preserve"> text. If the whole parsed value is a list, do not call .get on it: check the top-level type first and report a schema failure.</w:t>
       </w:r>
     </w:p>
     <w:p>
@@ -2371,8 +3899,62 @@
       </w:r>
     </w:p>
     <w:p>
-      <w:r>
-        <w:t>Use workbook W2 for the connected example “JSON and interface contracts”. First fill the input and rule boxes. Try the middle steps before asking for a hint. After a hint, try the next step yourself.</w:t>
+      <w:pPr>
+        <w:spacing w:line="336" w:lineRule="auto" w:after="180"/>
+      </w:pPr>
+      <w:r>
+        <w:rPr>
+          <w:b w:val="0"/>
+        </w:rPr>
+        <w:t>Use workbook W2 for the connected example “</w:t>
+      </w:r>
+      <w:r>
+        <w:rPr>
+          <w:b/>
+        </w:rPr>
+        <w:t>JSON</w:t>
+      </w:r>
+      <w:r>
+        <w:rPr>
+          <w:b w:val="0"/>
+        </w:rPr>
+        <w:t xml:space="preserve"> and </w:t>
+      </w:r>
+      <w:r>
+        <w:rPr>
+          <w:b/>
+        </w:rPr>
+        <w:t>interface</w:t>
+      </w:r>
+      <w:r>
+        <w:rPr>
+          <w:b w:val="0"/>
+        </w:rPr>
+        <w:t xml:space="preserve"> </w:t>
+      </w:r>
+      <w:r>
+        <w:rPr>
+          <w:b/>
+        </w:rPr>
+        <w:t>contract</w:t>
+      </w:r>
+      <w:r>
+        <w:rPr>
+          <w:b w:val="0"/>
+        </w:rPr>
+        <w:t xml:space="preserve">s”. First fill the </w:t>
+      </w:r>
+      <w:r>
+        <w:rPr>
+          <w:b/>
+        </w:rPr>
+        <w:t>input</w:t>
+      </w:r>
+      <w:r>
+        <w:rPr>
+          <w:b w:val="0"/>
+        </w:rPr>
+        <w:t xml:space="preserve"> and rule boxes. Try the middle steps before asking for a hint. After a hint, try the next step yourself.</w:t>
       </w:r>
     </w:p>
     <w:tbl>
@@ -2455,7 +4037,13 @@
       </w:tr>
     </w:tbl>
     <w:p>
-      <w:r>
+      <w:pPr>
+        <w:spacing w:line="336" w:lineRule="auto" w:after="180"/>
+      </w:pPr>
+      <w:r>
+        <w:rPr>
+          <w:b w:val="0"/>
+        </w:rPr>
         <w:t>Explain your trace to a partner. Your partner points to one step to check. Swap roles on the next case. Each person writes their own explanation.</w:t>
       </w:r>
     </w:p>
@@ -2468,12 +4056,71 @@
       </w:r>
     </w:p>
     <w:p>
-      <w:r>
-        <w:t>Use the worked case for JSON and interface contracts. Proposed explanation: “A successful run proves the conclusion”. Decide whether this explanation is supported. Point to the step or supplied fact that decides; explain your repair if needed.</w:t>
-      </w:r>
-    </w:p>
-    <w:p>
-      <w:r>
+      <w:pPr>
+        <w:spacing w:line="336" w:lineRule="auto" w:after="180"/>
+      </w:pPr>
+      <w:r>
+        <w:rPr>
+          <w:b w:val="0"/>
+        </w:rPr>
+        <w:t xml:space="preserve">Use the worked case for </w:t>
+      </w:r>
+      <w:r>
+        <w:rPr>
+          <w:b/>
+        </w:rPr>
+        <w:t>JSON</w:t>
+      </w:r>
+      <w:r>
+        <w:rPr>
+          <w:b w:val="0"/>
+        </w:rPr>
+        <w:t xml:space="preserve"> and </w:t>
+      </w:r>
+      <w:r>
+        <w:rPr>
+          <w:b/>
+        </w:rPr>
+        <w:t>interface</w:t>
+      </w:r>
+      <w:r>
+        <w:rPr>
+          <w:b w:val="0"/>
+        </w:rPr>
+        <w:t xml:space="preserve"> </w:t>
+      </w:r>
+      <w:r>
+        <w:rPr>
+          <w:b/>
+        </w:rPr>
+        <w:t>contract</w:t>
+      </w:r>
+      <w:r>
+        <w:rPr>
+          <w:b w:val="0"/>
+        </w:rPr>
+        <w:t>s. Proposed explanation: “A successful run proves the conclusion”. Decide whether this explanation is supported.</w:t>
+      </w:r>
+    </w:p>
+    <w:p>
+      <w:pPr>
+        <w:spacing w:line="336" w:lineRule="auto" w:after="180"/>
+      </w:pPr>
+      <w:r>
+        <w:rPr>
+          <w:b w:val="0"/>
+        </w:rPr>
+        <w:t>Point to the step or supplied fact that decides; explain your repair if needed.</w:t>
+      </w:r>
+    </w:p>
+    <w:p>
+      <w:pPr>
+        <w:spacing w:line="336" w:lineRule="auto" w:after="180"/>
+      </w:pPr>
+      <w:r>
+        <w:rPr>
+          <w:b w:val="0"/>
+        </w:rPr>
         <w:t>Answer on your own before discussion. If you are unsure, say which step you need help with.</w:t>
       </w:r>
     </w:p>
@@ -2486,8 +4133,26 @@
       </w:r>
     </w:p>
     <w:p>
-      <w:r>
-        <w:t>Would converting the text silently prove the source count is correct? Point to the relevant step in the picture, then write the changed result and the rule or evidence that supports it.</w:t>
+      <w:pPr>
+        <w:spacing w:line="336" w:lineRule="auto" w:after="180"/>
+      </w:pPr>
+      <w:r>
+        <w:rPr>
+          <w:b w:val="0"/>
+        </w:rPr>
+        <w:t xml:space="preserve">Would converting the text silently prove the source count is correct? Point to the relevant step in the picture, then write the changed result and the rule or </w:t>
+      </w:r>
+      <w:r>
+        <w:rPr>
+          <w:b/>
+        </w:rPr>
+        <w:t>evidence</w:t>
+      </w:r>
+      <w:r>
+        <w:rPr>
+          <w:b w:val="0"/>
+        </w:rPr>
+        <w:t xml:space="preserve"> that supports it.</w:t>
       </w:r>
     </w:p>
     <w:p>
@@ -2519,7 +4184,13 @@
       </w:r>
     </w:p>
     <w:p>
-      <w:r>
+      <w:pPr>
+        <w:spacing w:line="336" w:lineRule="auto" w:after="180"/>
+      </w:pPr>
+      <w:r>
+        <w:rPr>
+          <w:b w:val="0"/>
+        </w:rPr>
         <w:t>This is supported practice. Keep the separately named independent case for an attempt before feedback.</w:t>
       </w:r>
     </w:p>
@@ -2533,16 +4204,45 @@
     </w:p>
     <w:p>
       <w:r>
-        <w:t>EVIDENCE LAB</w:t>
-      </w:r>
-    </w:p>
-    <w:p>
-      <w:r>
+        <w:t>Investigate Requests Responses and JSON. Record the prediction, actual observation or labelled paper trace, explanation and next test separately.</w:t>
+      </w:r>
+    </w:p>
+    <w:p>
+      <w:pPr>
+        <w:spacing w:line="336" w:lineRule="auto" w:after="180"/>
+      </w:pPr>
+      <w:r>
+        <w:rPr>
+          <w:b/>
+        </w:rPr>
+        <w:t>EVIDENCE</w:t>
+      </w:r>
+      <w:r>
+        <w:rPr>
+          <w:b/>
+        </w:rPr>
+        <w:t xml:space="preserve"> LAB</w:t>
+      </w:r>
+    </w:p>
+    <w:p>
+      <w:pPr>
+        <w:spacing w:line="336" w:lineRule="auto" w:after="180"/>
+      </w:pPr>
+      <w:r>
+        <w:rPr>
+          <w:b w:val="0"/>
+        </w:rPr>
         <w:t>Predict → Test → Record → Explain</w:t>
       </w:r>
     </w:p>
     <w:p>
-      <w:r>
+      <w:pPr>
+        <w:spacing w:line="336" w:lineRule="auto" w:after="180"/>
+      </w:pPr>
+      <w:r>
+        <w:rPr>
+          <w:b w:val="0"/>
+        </w:rPr>
         <w:t>Keep expected and actual results separate. Surprises are useful data when recorded honestly.</w:t>
       </w:r>
     </w:p>
@@ -2583,7 +4283,13 @@
       </w:r>
     </w:p>
     <w:p>
-      <w:r>
+      <w:pPr>
+        <w:spacing w:line="336" w:lineRule="auto" w:after="180"/>
+      </w:pPr>
+      <w:r>
+        <w:rPr>
+          <w:b w:val="0"/>
+        </w:rPr>
         <w:t>Inspect eight objects for syntax, required fields, types, allowed values, and source ownership; repair without inventing data.</w:t>
       </w:r>
     </w:p>
@@ -2833,7 +4539,14 @@
       </w:tr>
     </w:tbl>
     <w:p>
-      <w:r>
+      <w:pPr>
+        <w:spacing w:line="336" w:lineRule="auto" w:after="180"/>
+        <w:shd w:fill="F5F1FB"/>
+      </w:pPr>
+      <w:r>
+        <w:rPr>
+          <w:b w:val="0"/>
+        </w:rPr>
         <w:t>What did the hardest test teach you that the normal test did not?</w:t>
       </w:r>
     </w:p>
@@ -2879,7 +4592,13 @@
       </w:r>
     </w:p>
     <w:p>
-      <w:r>
+      <w:pPr>
+        <w:spacing w:line="336" w:lineRule="auto" w:after="180"/>
+      </w:pPr>
+      <w:r>
+        <w:rPr>
+          <w:b w:val="0"/>
+        </w:rPr>
         <w:t>Before trying: what do I expect, and why? While trying: which step could first go wrong? Afterwards: what did I actually observe, and what should change? Keep “not run” if you only traced the procedure.</w:t>
       </w:r>
     </w:p>
@@ -2893,17 +4612,52 @@
     </w:p>
     <w:p>
       <w:r>
+        <w:t>Move from recall to tracing, diagnosis and transfer in Requests Responses and JSON. Explain why each step is justified.</w:t>
+      </w:r>
+    </w:p>
+    <w:p>
+      <w:pPr>
+        <w:spacing w:line="336" w:lineRule="auto" w:after="180"/>
+      </w:pPr>
+      <w:r>
+        <w:rPr>
+          <w:b/>
+        </w:rPr>
         <w:t>MASTERY</w:t>
       </w:r>
     </w:p>
     <w:p>
-      <w:r>
+      <w:pPr>
+        <w:spacing w:line="336" w:lineRule="auto" w:after="180"/>
+      </w:pPr>
+      <w:r>
+        <w:rPr>
+          <w:b w:val="0"/>
+        </w:rPr>
         <w:t>From Knowing the Word to Owning the Idea</w:t>
       </w:r>
     </w:p>
     <w:p>
-      <w:r>
-        <w:t>Move upward only when you can produce evidence without copying the worked example.</w:t>
+      <w:pPr>
+        <w:spacing w:line="336" w:lineRule="auto" w:after="180"/>
+      </w:pPr>
+      <w:r>
+        <w:rPr>
+          <w:b w:val="0"/>
+        </w:rPr>
+        <w:t xml:space="preserve">Move upward only when you can produce </w:t>
+      </w:r>
+      <w:r>
+        <w:rPr>
+          <w:b/>
+        </w:rPr>
+        <w:t>evidence</w:t>
+      </w:r>
+      <w:r>
+        <w:rPr>
+          <w:b w:val="0"/>
+        </w:rPr>
+        <w:t xml:space="preserve"> without copying the worked example.</w:t>
       </w:r>
     </w:p>
     <w:p>
@@ -2943,33 +4697,93 @@
       </w:r>
     </w:p>
     <w:p>
-      <w:r>
+      <w:pPr>
+        <w:spacing w:line="336" w:lineRule="auto" w:after="180"/>
+      </w:pPr>
+      <w:r>
+        <w:rPr>
+          <w:b w:val="0"/>
+        </w:rPr>
         <w:t>1 • NAME: Define the concept without repeating the textbook.</w:t>
       </w:r>
     </w:p>
     <w:p>
-      <w:r>
-        <w:t>2 • TRACE: Show the information, state, branch, calculation, or evidence path.</w:t>
-      </w:r>
-    </w:p>
-    <w:p>
-      <w:r>
+      <w:pPr>
+        <w:spacing w:line="336" w:lineRule="auto" w:after="180"/>
+      </w:pPr>
+      <w:r>
+        <w:rPr>
+          <w:b w:val="0"/>
+        </w:rPr>
+        <w:t xml:space="preserve">2 • TRACE: Show the information, state, branch, calculation, or </w:t>
+      </w:r>
+      <w:r>
+        <w:rPr>
+          <w:b/>
+        </w:rPr>
+        <w:t>evidence</w:t>
+      </w:r>
+      <w:r>
+        <w:rPr>
+          <w:b w:val="0"/>
+        </w:rPr>
+        <w:t xml:space="preserve"> path.</w:t>
+      </w:r>
+    </w:p>
+    <w:p>
+      <w:pPr>
+        <w:spacing w:line="336" w:lineRule="auto" w:after="180"/>
+      </w:pPr>
+      <w:r>
+        <w:rPr>
+          <w:b w:val="0"/>
+        </w:rPr>
         <w:t>3 • APPLY: Solve a different example independently.</w:t>
       </w:r>
     </w:p>
     <w:p>
-      <w:r>
+      <w:pPr>
+        <w:spacing w:line="336" w:lineRule="auto" w:after="180"/>
+      </w:pPr>
+      <w:r>
+        <w:rPr>
+          <w:b w:val="0"/>
+        </w:rPr>
         <w:t>4 • CHALLENGE: Find a boundary case, counterexample, or unfair outcome.</w:t>
       </w:r>
     </w:p>
     <w:p>
-      <w:r>
+      <w:pPr>
+        <w:spacing w:line="336" w:lineRule="auto" w:after="180"/>
+      </w:pPr>
+      <w:r>
+        <w:rPr>
+          <w:b w:val="0"/>
+        </w:rPr>
         <w:t>5 • EXPLAIN LIMITS: Say when the result should not be trusted or used alone.</w:t>
       </w:r>
     </w:p>
     <w:p>
-      <w:r>
-        <w:t>My strongest evidence of independent understanding:</w:t>
+      <w:pPr>
+        <w:spacing w:line="336" w:lineRule="auto" w:after="180"/>
+      </w:pPr>
+      <w:r>
+        <w:rPr>
+          <w:b w:val="0"/>
+        </w:rPr>
+        <w:t xml:space="preserve">My strongest </w:t>
+      </w:r>
+      <w:r>
+        <w:rPr>
+          <w:b/>
+        </w:rPr>
+        <w:t>evidence</w:t>
+      </w:r>
+      <w:r>
+        <w:rPr>
+          <w:b w:val="0"/>
+        </w:rPr>
+        <w:t xml:space="preserve"> of independent understanding:</w:t>
       </w:r>
     </w:p>
     <w:p>
@@ -3015,16 +4829,39 @@
     </w:p>
     <w:p>
       <w:r>
+        <w:t>Apply this week’s idea to Verified Study Buddy. Keep an annotated decision and the evidence supporting it.</w:t>
+      </w:r>
+    </w:p>
+    <w:p>
+      <w:pPr>
+        <w:spacing w:line="336" w:lineRule="auto" w:after="180"/>
+      </w:pPr>
+      <w:r>
+        <w:rPr>
+          <w:b/>
+        </w:rPr>
         <w:t>CUMULATIVE PROJECT</w:t>
       </w:r>
     </w:p>
     <w:p>
-      <w:r>
+      <w:pPr>
+        <w:spacing w:line="336" w:lineRule="auto" w:after="180"/>
+      </w:pPr>
+      <w:r>
+        <w:rPr>
+          <w:b w:val="0"/>
+        </w:rPr>
         <w:t>Verified Study Buddy</w:t>
       </w:r>
     </w:p>
     <w:p>
-      <w:r>
+      <w:pPr>
+        <w:spacing w:line="336" w:lineRule="auto" w:after="180"/>
+      </w:pPr>
+      <w:r>
+        <w:rPr>
+          <w:b w:val="0"/>
+        </w:rPr>
         <w:t>Every week adds one inspectable piece. The system must show how it reached a result.</w:t>
       </w:r>
     </w:p>
@@ -3065,17 +4902,99 @@
       </w:r>
     </w:p>
     <w:p>
-      <w:r>
-        <w:t>THIS WEEK’S CHECKPOINT  Use a stable request/response contract between interface, retriever, model, and verifier.</w:t>
-      </w:r>
-    </w:p>
-    <w:p>
-      <w:r>
-        <w:t>SYSTEM MAP  Learner need → prompt/schema → approved sources/retrieval → model/tool → structured answer → verification → human decision</w:t>
-      </w:r>
-    </w:p>
-    <w:p>
-      <w:r>
+      <w:pPr>
+        <w:spacing w:line="336" w:lineRule="auto" w:after="180"/>
+      </w:pPr>
+      <w:r>
+        <w:rPr>
+          <w:b w:val="0"/>
+        </w:rPr>
+        <w:t xml:space="preserve">THIS WEEK’S CHECKPOINT  Use a stable </w:t>
+      </w:r>
+      <w:r>
+        <w:rPr>
+          <w:b/>
+        </w:rPr>
+        <w:t>request</w:t>
+      </w:r>
+      <w:r>
+        <w:rPr>
+          <w:b w:val="0"/>
+        </w:rPr>
+        <w:t>/</w:t>
+      </w:r>
+      <w:r>
+        <w:rPr>
+          <w:b/>
+        </w:rPr>
+        <w:t>response</w:t>
+      </w:r>
+      <w:r>
+        <w:rPr>
+          <w:b w:val="0"/>
+        </w:rPr>
+        <w:t xml:space="preserve"> </w:t>
+      </w:r>
+      <w:r>
+        <w:rPr>
+          <w:b/>
+        </w:rPr>
+        <w:t>contract</w:t>
+      </w:r>
+      <w:r>
+        <w:rPr>
+          <w:b w:val="0"/>
+        </w:rPr>
+        <w:t xml:space="preserve"> between </w:t>
+      </w:r>
+      <w:r>
+        <w:rPr>
+          <w:b/>
+        </w:rPr>
+        <w:t>interface</w:t>
+      </w:r>
+      <w:r>
+        <w:rPr>
+          <w:b w:val="0"/>
+        </w:rPr>
+        <w:t>, retriever, model, and verifier.</w:t>
+      </w:r>
+    </w:p>
+    <w:p>
+      <w:pPr>
+        <w:pStyle w:val="Heading3"/>
+      </w:pPr>
+      <w:r>
+        <w:t>Trace the system</w:t>
+      </w:r>
+    </w:p>
+    <w:p>
+      <w:pPr>
+        <w:spacing w:line="336" w:lineRule="auto" w:after="180"/>
+        <w:shd w:fill="EDF7F3"/>
+      </w:pPr>
+      <w:r>
+        <w:rPr>
+          <w:b w:val="0"/>
+        </w:rPr>
+        <w:t xml:space="preserve">SYSTEM MAP  Learner need → prompt/schema → approved sources/retrieval → model/tool → structured answer → verification → </w:t>
+      </w:r>
+      <w:r>
+        <w:rPr>
+          <w:b/>
+        </w:rPr>
+        <w:t>human decision</w:t>
+      </w:r>
+    </w:p>
+    <w:p>
+      <w:pPr>
+        <w:spacing w:line="336" w:lineRule="auto" w:after="180"/>
+        <w:shd w:fill="F5F1FB"/>
+      </w:pPr>
+      <w:r>
+        <w:rPr>
+          <w:b w:val="0"/>
+        </w:rPr>
         <w:t>What will you add, change, or verify in the project this week?</w:t>
       </w:r>
     </w:p>
@@ -3113,8 +5032,27 @@
       </w:r>
     </w:p>
     <w:p>
-      <w:r>
-        <w:t>What should remain under human control?</w:t>
+      <w:pPr>
+        <w:spacing w:line="336" w:lineRule="auto" w:after="180"/>
+        <w:shd w:fill="F5F1FB"/>
+      </w:pPr>
+      <w:r>
+        <w:rPr>
+          <w:b w:val="0"/>
+        </w:rPr>
+        <w:t xml:space="preserve">What should remain under </w:t>
+      </w:r>
+      <w:r>
+        <w:rPr>
+          <w:b/>
+        </w:rPr>
+        <w:t>human control</w:t>
+      </w:r>
+      <w:r>
+        <w:rPr>
+          <w:b w:val="0"/>
+        </w:rPr>
+        <w:t>?</w:t>
       </w:r>
     </w:p>
     <w:p>
@@ -3151,21 +5089,77 @@
       </w:r>
     </w:p>
     <w:p>
-      <w:r>
-        <w:t>RESPONSIBLE DESIGN  Collect only necessary information. Show uncertainty and limits. Never confuse fluent output with verified truth.</w:t>
-      </w:r>
-    </w:p>
-    <w:p>
       <w:pPr>
         <w:pStyle w:val="Heading3"/>
       </w:pPr>
       <w:r>
+        <w:t>Responsible design</w:t>
+      </w:r>
+    </w:p>
+    <w:p>
+      <w:pPr>
+        <w:spacing w:line="336" w:lineRule="auto" w:after="180"/>
+        <w:shd w:fill="FFF5E6"/>
+      </w:pPr>
+      <w:r>
+        <w:rPr>
+          <w:b w:val="0"/>
+        </w:rPr>
+        <w:t xml:space="preserve">RESPONSIBLE DESIGN  Collect only necessary information. Show uncertainty and limits. Never confuse fluent </w:t>
+      </w:r>
+      <w:r>
+        <w:rPr>
+          <w:b/>
+        </w:rPr>
+        <w:t>output</w:t>
+      </w:r>
+      <w:r>
+        <w:rPr>
+          <w:b w:val="0"/>
+        </w:rPr>
+        <w:t xml:space="preserve"> with verified truth.</w:t>
+      </w:r>
+    </w:p>
+    <w:p>
+      <w:pPr>
+        <w:pStyle w:val="Heading3"/>
+      </w:pPr>
+      <w:r>
         <w:t>Evidence for your project</w:t>
       </w:r>
     </w:p>
     <w:p>
-      <w:r>
-        <w:t>For your Verified Study Buddy, save the input, procedure, observed result and limitation of this check. Label this worked example as practice; use a different, previously unreviewed case when checking independent understanding.</w:t>
+      <w:pPr>
+        <w:spacing w:line="336" w:lineRule="auto" w:after="180"/>
+      </w:pPr>
+      <w:r>
+        <w:rPr>
+          <w:b w:val="0"/>
+        </w:rPr>
+        <w:t xml:space="preserve">For your Verified Study Buddy, save the </w:t>
+      </w:r>
+      <w:r>
+        <w:rPr>
+          <w:b/>
+        </w:rPr>
+        <w:t>input</w:t>
+      </w:r>
+      <w:r>
+        <w:rPr>
+          <w:b w:val="0"/>
+        </w:rPr>
+        <w:t>, procedure, observed result and limitation of this check.</w:t>
+      </w:r>
+    </w:p>
+    <w:p>
+      <w:pPr>
+        <w:spacing w:line="336" w:lineRule="auto" w:after="180"/>
+      </w:pPr>
+      <w:r>
+        <w:rPr>
+          <w:b w:val="0"/>
+        </w:rPr>
+        <w:t>Label this worked example as practice; use a different, previously unreviewed case when checking independent understanding.</w:t>
       </w:r>
     </w:p>
     <w:p>
@@ -3178,16 +5172,48 @@
     </w:p>
     <w:p>
       <w:r>
+        <w:t>Use a genuinely new case for independent evidence. Previously discussed examples remain practice; use the separately named independent case before feedback.</w:t>
+      </w:r>
+    </w:p>
+    <w:p>
+      <w:pPr>
+        <w:pStyle w:val="Heading3"/>
+      </w:pPr>
+      <w:r>
+        <w:t>Independent evidence</w:t>
+      </w:r>
+    </w:p>
+    <w:p>
+      <w:pPr>
+        <w:spacing w:line="336" w:lineRule="auto" w:after="180"/>
+        <w:shd w:fill="FFF5E6"/>
+      </w:pPr>
+      <w:r>
+        <w:rPr>
+          <w:b w:val="0"/>
+        </w:rPr>
         <w:t>INDEPENDENT MASTERY PROOF</w:t>
       </w:r>
     </w:p>
     <w:p>
-      <w:r>
+      <w:pPr>
+        <w:spacing w:line="336" w:lineRule="auto" w:after="180"/>
+      </w:pPr>
+      <w:r>
+        <w:rPr>
+          <w:b w:val="0"/>
+        </w:rPr>
         <w:t>Explain • Transfer • Test • Defend</w:t>
       </w:r>
     </w:p>
     <w:p>
-      <w:r>
+      <w:pPr>
+        <w:spacing w:line="336" w:lineRule="auto" w:after="180"/>
+      </w:pPr>
+      <w:r>
+        <w:rPr>
+          <w:b w:val="0"/>
+        </w:rPr>
         <w:t>Complete this page without copying the worked example. Your reasoning matters more than decoration.</w:t>
       </w:r>
     </w:p>
@@ -3228,12 +5254,58 @@
       </w:r>
     </w:p>
     <w:p>
-      <w:r>
-        <w:t>CHALLENGE  Validate sample request/response objects.</w:t>
-      </w:r>
-    </w:p>
-    <w:p>
-      <w:r>
+      <w:pPr>
+        <w:pStyle w:val="Heading3"/>
+      </w:pPr>
+      <w:r>
+        <w:t>Try a more demanding case</w:t>
+      </w:r>
+    </w:p>
+    <w:p>
+      <w:pPr>
+        <w:spacing w:line="336" w:lineRule="auto" w:after="180"/>
+        <w:shd w:fill="F5F1FB"/>
+      </w:pPr>
+      <w:r>
+        <w:rPr>
+          <w:b w:val="0"/>
+        </w:rPr>
+        <w:t xml:space="preserve">CHALLENGE  Validate sample </w:t>
+      </w:r>
+      <w:r>
+        <w:rPr>
+          <w:b/>
+        </w:rPr>
+        <w:t>request</w:t>
+      </w:r>
+      <w:r>
+        <w:rPr>
+          <w:b w:val="0"/>
+        </w:rPr>
+        <w:t>/</w:t>
+      </w:r>
+      <w:r>
+        <w:rPr>
+          <w:b/>
+        </w:rPr>
+        <w:t>response</w:t>
+      </w:r>
+      <w:r>
+        <w:rPr>
+          <w:b w:val="0"/>
+        </w:rPr>
+        <w:t xml:space="preserve"> objects.</w:t>
+      </w:r>
+    </w:p>
+    <w:p>
+      <w:pPr>
+        <w:spacing w:line="336" w:lineRule="auto" w:after="180"/>
+        <w:shd w:fill="F4F9FC"/>
+      </w:pPr>
+      <w:r>
+        <w:rPr>
+          <w:b w:val="0"/>
+        </w:rPr>
         <w:t>1. My fresh example, trace, calculation, or design:</w:t>
       </w:r>
     </w:p>
@@ -3271,8 +5343,27 @@
       </w:r>
     </w:p>
     <w:p>
-      <w:r>
-        <w:t>2. My evidence that it works (include a boundary or missing-data case):</w:t>
+      <w:pPr>
+        <w:spacing w:line="336" w:lineRule="auto" w:after="180"/>
+        <w:shd w:fill="F4F9FC"/>
+      </w:pPr>
+      <w:r>
+        <w:rPr>
+          <w:b w:val="0"/>
+        </w:rPr>
+        <w:t xml:space="preserve">2. My </w:t>
+      </w:r>
+      <w:r>
+        <w:rPr>
+          <w:b/>
+        </w:rPr>
+        <w:t>evidence</w:t>
+      </w:r>
+      <w:r>
+        <w:rPr>
+          <w:b w:val="0"/>
+        </w:rPr>
+        <w:t xml:space="preserve"> that it works (include a boundary or missing-data case):</w:t>
       </w:r>
     </w:p>
     <w:p>
@@ -3309,7 +5400,14 @@
       </w:r>
     </w:p>
     <w:p>
-      <w:r>
+      <w:pPr>
+        <w:spacing w:line="336" w:lineRule="auto" w:after="180"/>
+        <w:shd w:fill="F4F9FC"/>
+      </w:pPr>
+      <w:r>
+        <w:rPr>
+          <w:b w:val="0"/>
+        </w:rPr>
         <w:t>3. One limitation, fairness concern, or situation needing human review:</w:t>
       </w:r>
     </w:p>
@@ -3347,8 +5445,47 @@
       </w:r>
     </w:p>
     <w:p>
-      <w:r>
-        <w:t>SELF-CHECK  □ I explained the mechanism  □ I used evidence  □ I tested a fresh case  □ I named a limitation  □ I can answer ‘why?’</w:t>
+      <w:pPr>
+        <w:pStyle w:val="Heading3"/>
+      </w:pPr>
+      <w:r>
+        <w:t>Check your explanation</w:t>
+      </w:r>
+    </w:p>
+    <w:p>
+      <w:pPr>
+        <w:spacing w:line="336" w:lineRule="auto" w:after="180"/>
+        <w:shd w:fill="F5F1FB"/>
+      </w:pPr>
+      <w:r>
+        <w:rPr>
+          <w:b w:val="0"/>
+        </w:rPr>
+        <w:t xml:space="preserve">SELF-CHECK  □ I explained the </w:t>
+      </w:r>
+      <w:r>
+        <w:rPr>
+          <w:b/>
+        </w:rPr>
+        <w:t>mechanism</w:t>
+      </w:r>
+      <w:r>
+        <w:rPr>
+          <w:b w:val="0"/>
+        </w:rPr>
+        <w:t xml:space="preserve">  □ I used </w:t>
+      </w:r>
+      <w:r>
+        <w:rPr>
+          <w:b/>
+        </w:rPr>
+        <w:t>evidence</w:t>
+      </w:r>
+      <w:r>
+        <w:rPr>
+          <w:b w:val="0"/>
+        </w:rPr>
+        <w:t xml:space="preserve">  □ I tested a fresh case  □ I named a limitation  □ I can answer ‘why?’</w:t>
       </w:r>
     </w:p>
     <w:p>
@@ -3360,6 +5497,11 @@
       </w:r>
     </w:p>
     <w:p>
+      <w:r>
+        <w:t>Revisit the complete Requests Responses and JSON case for supported practice. Repeated examples do not become fresh assessments.</w:t>
+      </w:r>
+    </w:p>
+    <w:p>
       <w:pPr>
         <w:pStyle w:val="Heading3"/>
       </w:pPr>
@@ -3368,7 +5510,13 @@
       </w:r>
     </w:p>
     <w:p>
-      <w:r>
+      <w:pPr>
+        <w:spacing w:line="336" w:lineRule="auto" w:after="180"/>
+      </w:pPr>
+      <w:r>
+        <w:rPr>
+          <w:b w:val="0"/>
+        </w:rPr>
         <w:t>Use the supplied details to practise the weekly concept before attempting the independent question. This case extends the illustrated lesson.</w:t>
       </w:r>
     </w:p>
@@ -3381,8 +5529,56 @@
       </w:r>
     </w:p>
     <w:p>
-      <w:r>
-        <w:t>Request is for B7; response is {"id":"B7","pages":120}. Another response has malformed JSON.</w:t>
+      <w:pPr>
+        <w:spacing w:line="336" w:lineRule="auto" w:after="180"/>
+      </w:pPr>
+      <w:r>
+        <w:rPr>
+          <w:b/>
+        </w:rPr>
+        <w:t>Request</w:t>
+      </w:r>
+      <w:r>
+        <w:rPr>
+          <w:b w:val="0"/>
+        </w:rPr>
+        <w:t xml:space="preserve"> is for B7; </w:t>
+      </w:r>
+      <w:r>
+        <w:rPr>
+          <w:b/>
+        </w:rPr>
+        <w:t>response</w:t>
+      </w:r>
+      <w:r>
+        <w:rPr>
+          <w:b w:val="0"/>
+        </w:rPr>
+        <w:t xml:space="preserve"> is {"id":"B7","pages":120}. Another </w:t>
+      </w:r>
+      <w:r>
+        <w:rPr>
+          <w:b/>
+        </w:rPr>
+        <w:t>response</w:t>
+      </w:r>
+      <w:r>
+        <w:rPr>
+          <w:b w:val="0"/>
+        </w:rPr>
+        <w:t xml:space="preserve"> has malformed </w:t>
+      </w:r>
+      <w:r>
+        <w:rPr>
+          <w:b/>
+        </w:rPr>
+        <w:t>JSON</w:t>
+      </w:r>
+      <w:r>
+        <w:rPr>
+          <w:b w:val="0"/>
+        </w:rPr>
+        <w:t>.</w:t>
       </w:r>
     </w:p>
     <w:p>
@@ -3394,7 +5590,14 @@
       </w:r>
     </w:p>
     <w:p>
-      <w:r>
+      <w:pPr>
+        <w:spacing w:line="336" w:lineRule="auto" w:after="180"/>
+        <w:shd w:fill="F5F1FB"/>
+      </w:pPr>
+      <w:r>
+        <w:rPr>
+          <w:b w:val="0"/>
+        </w:rPr>
         <w:t>What checks precede use?</w:t>
       </w:r>
     </w:p>
@@ -3407,8 +5610,44 @@
       </w:r>
     </w:p>
     <w:p>
-      <w:r>
-        <w:t>Request success, JSON validity, matching id, required fields and numeric type. Handle malformed responses explicitly.</w:t>
+      <w:pPr>
+        <w:spacing w:line="336" w:lineRule="auto" w:after="180"/>
+      </w:pPr>
+      <w:r>
+        <w:rPr>
+          <w:b/>
+        </w:rPr>
+        <w:t>Request</w:t>
+      </w:r>
+      <w:r>
+        <w:rPr>
+          <w:b w:val="0"/>
+        </w:rPr>
+        <w:t xml:space="preserve"> success, </w:t>
+      </w:r>
+      <w:r>
+        <w:rPr>
+          <w:b/>
+        </w:rPr>
+        <w:t>JSON</w:t>
+      </w:r>
+      <w:r>
+        <w:rPr>
+          <w:b w:val="0"/>
+        </w:rPr>
+        <w:t xml:space="preserve"> validity, matching id, required fields and numeric type. Handle malformed </w:t>
+      </w:r>
+      <w:r>
+        <w:rPr>
+          <w:b/>
+        </w:rPr>
+        <w:t>response</w:t>
+      </w:r>
+      <w:r>
+        <w:rPr>
+          <w:b w:val="0"/>
+        </w:rPr>
+        <w:t>s explicitly.</w:t>
       </w:r>
     </w:p>
     <w:p>
@@ -3420,7 +5659,14 @@
       </w:r>
     </w:p>
     <w:p>
-      <w:r>
+      <w:pPr>
+        <w:spacing w:line="336" w:lineRule="auto" w:after="180"/>
+        <w:shd w:fill="F5F1FB"/>
+      </w:pPr>
+      <w:r>
+        <w:rPr>
+          <w:b w:val="0"/>
+        </w:rPr>
         <w:t>Which detail supports the answer, and why does it matter?</w:t>
       </w:r>
     </w:p>
@@ -3598,18 +5844,109 @@
       </w:tr>
     </w:tbl>
     <w:p>
-      <w:r>
-        <w:t>Request is for B7; response is {"id":"B7","pages":120}. Another response has malformed JSON.</w:t>
-      </w:r>
-    </w:p>
-    <w:p>
-      <w:r>
+      <w:pPr>
+        <w:spacing w:line="336" w:lineRule="auto" w:after="180"/>
+      </w:pPr>
+      <w:r>
+        <w:rPr>
+          <w:b/>
+        </w:rPr>
+        <w:t>Request</w:t>
+      </w:r>
+      <w:r>
+        <w:rPr>
+          <w:b w:val="0"/>
+        </w:rPr>
+        <w:t xml:space="preserve"> is for B7; </w:t>
+      </w:r>
+      <w:r>
+        <w:rPr>
+          <w:b/>
+        </w:rPr>
+        <w:t>response</w:t>
+      </w:r>
+      <w:r>
+        <w:rPr>
+          <w:b w:val="0"/>
+        </w:rPr>
+        <w:t xml:space="preserve"> is {"id":"B7","pages":120}. Another </w:t>
+      </w:r>
+      <w:r>
+        <w:rPr>
+          <w:b/>
+        </w:rPr>
+        <w:t>response</w:t>
+      </w:r>
+      <w:r>
+        <w:rPr>
+          <w:b w:val="0"/>
+        </w:rPr>
+        <w:t xml:space="preserve"> has malformed </w:t>
+      </w:r>
+      <w:r>
+        <w:rPr>
+          <w:b/>
+        </w:rPr>
+        <w:t>JSON</w:t>
+      </w:r>
+      <w:r>
+        <w:rPr>
+          <w:b w:val="0"/>
+        </w:rPr>
+        <w:t>.</w:t>
+      </w:r>
+    </w:p>
+    <w:p>
+      <w:pPr>
+        <w:spacing w:line="336" w:lineRule="auto" w:after="180"/>
+        <w:shd w:fill="F5F1FB"/>
+      </w:pPr>
+      <w:r>
+        <w:rPr>
+          <w:b w:val="0"/>
+        </w:rPr>
         <w:t>What checks precede use?</w:t>
       </w:r>
     </w:p>
     <w:p>
-      <w:r>
-        <w:t>Request success, JSON validity, matching id, required fields and numeric type. Handle malformed responses explicitly.</w:t>
+      <w:pPr>
+        <w:spacing w:line="336" w:lineRule="auto" w:after="180"/>
+      </w:pPr>
+      <w:r>
+        <w:rPr>
+          <w:b/>
+        </w:rPr>
+        <w:t>Request</w:t>
+      </w:r>
+      <w:r>
+        <w:rPr>
+          <w:b w:val="0"/>
+        </w:rPr>
+        <w:t xml:space="preserve"> success, </w:t>
+      </w:r>
+      <w:r>
+        <w:rPr>
+          <w:b/>
+        </w:rPr>
+        <w:t>JSON</w:t>
+      </w:r>
+      <w:r>
+        <w:rPr>
+          <w:b w:val="0"/>
+        </w:rPr>
+        <w:t xml:space="preserve"> validity, matching id, required fields and numeric type. Handle malformed </w:t>
+      </w:r>
+      <w:r>
+        <w:rPr>
+          <w:b/>
+        </w:rPr>
+        <w:t>response</w:t>
+      </w:r>
+      <w:r>
+        <w:rPr>
+          <w:b w:val="0"/>
+        </w:rPr>
+        <w:t>s explicitly.</w:t>
       </w:r>
     </w:p>
     <w:p>
@@ -3621,6 +5958,11 @@
       </w:r>
     </w:p>
     <w:p>
+      <w:r>
+        <w:t>Attempt the reserved new case before feedback. Record support; the earlier examples below remain additional practice.</w:t>
+      </w:r>
+    </w:p>
+    <w:p>
       <w:pPr>
         <w:pStyle w:val="Heading3"/>
       </w:pPr>
@@ -3629,8 +5971,38 @@
       </w:r>
     </w:p>
     <w:p>
-      <w:r>
-        <w:t>Define a JSON contract for {"label": "Box", "count": 4}: nonempty text label, integer count 0 through 10. Give a valid case, a wrong-type case and a missing-field case with expected acceptance.</w:t>
+      <w:pPr>
+        <w:spacing w:line="336" w:lineRule="auto" w:after="180"/>
+      </w:pPr>
+      <w:r>
+        <w:rPr>
+          <w:b w:val="0"/>
+        </w:rPr>
+        <w:t xml:space="preserve">Define a </w:t>
+      </w:r>
+      <w:r>
+        <w:rPr>
+          <w:b/>
+        </w:rPr>
+        <w:t>JSON</w:t>
+      </w:r>
+      <w:r>
+        <w:rPr>
+          <w:b w:val="0"/>
+        </w:rPr>
+        <w:t xml:space="preserve"> </w:t>
+      </w:r>
+      <w:r>
+        <w:rPr>
+          <w:b/>
+        </w:rPr>
+        <w:t>contract</w:t>
+      </w:r>
+      <w:r>
+        <w:rPr>
+          <w:b w:val="0"/>
+        </w:rPr>
+        <w:t xml:space="preserve"> for {"label": "Box", "count": 4}: nonempty text label, integer count 0 through 10. Give a valid case, a wrong-type case and a missing-field case with expected acceptance.</w:t>
       </w:r>
     </w:p>
     <w:p>
@@ -3677,7 +6049,13 @@
       </w:r>
     </w:p>
     <w:p>
-      <w:r>
+      <w:pPr>
+        <w:spacing w:line="336" w:lineRule="auto" w:after="180"/>
+      </w:pPr>
+      <w:r>
+        <w:rPr>
+          <w:b w:val="0"/>
+        </w:rPr>
         <w:t>Attempt this case before feedback. Record any help. Earlier examples below are further practice; a case already practised with feedback cannot establish fresh transfer.</w:t>
       </w:r>
     </w:p>
@@ -3690,18 +6068,55 @@
       </w:r>
     </w:p>
     <w:p>
-      <w:r>
+      <w:pPr>
+        <w:spacing w:line="336" w:lineRule="auto" w:after="180"/>
+      </w:pPr>
+      <w:r>
+        <w:rPr>
+          <w:b w:val="0"/>
+        </w:rPr>
         <w:t>Close the worked explanation. Apply the idea to this different question without copying.</w:t>
       </w:r>
     </w:p>
     <w:p>
-      <w:r>
-        <w:t>An API returns {"ok":false,"error":"not_found"}. Your app tries to display response.title. What should it do instead?</w:t>
-      </w:r>
-    </w:p>
-    <w:p>
-      <w:r>
-        <w:t>My answer, with a trace, calculation or supporting evidence</w:t>
+      <w:pPr>
+        <w:spacing w:line="336" w:lineRule="auto" w:after="180"/>
+        <w:shd w:fill="F5F1FB"/>
+      </w:pPr>
+      <w:r>
+        <w:rPr>
+          <w:b w:val="0"/>
+        </w:rPr>
+        <w:t xml:space="preserve">An API returns {"ok":false,"error":"not_found"}. Your app tries to display </w:t>
+      </w:r>
+      <w:r>
+        <w:rPr>
+          <w:b/>
+        </w:rPr>
+        <w:t>response</w:t>
+      </w:r>
+      <w:r>
+        <w:rPr>
+          <w:b w:val="0"/>
+        </w:rPr>
+        <w:t>.title. What should it do instead?</w:t>
+      </w:r>
+    </w:p>
+    <w:p>
+      <w:pPr>
+        <w:spacing w:line="336" w:lineRule="auto" w:after="180"/>
+      </w:pPr>
+      <w:r>
+        <w:rPr>
+          <w:b w:val="0"/>
+        </w:rPr>
+        <w:t xml:space="preserve">My answer, with a trace, calculation or supporting </w:t>
+      </w:r>
+      <w:r>
+        <w:rPr>
+          <w:b/>
+        </w:rPr>
+        <w:t>evidence</w:t>
       </w:r>
     </w:p>
     <w:p>
@@ -3746,13 +6161,37 @@
       </w:r>
     </w:p>
     <w:p>
-      <w:r>
+      <w:pPr>
+        <w:spacing w:line="336" w:lineRule="auto" w:after="180"/>
+      </w:pPr>
+      <w:r>
+        <w:rPr>
+          <w:b w:val="0"/>
+        </w:rPr>
         <w:t>Change one relevant detail. Predict the result before testing. Include a boundary or missing-information case when it helps reveal a limit.</w:t>
       </w:r>
     </w:p>
     <w:p>
-      <w:r>
-        <w:t>My changed input and expected result</w:t>
+      <w:pPr>
+        <w:spacing w:line="336" w:lineRule="auto" w:after="180"/>
+      </w:pPr>
+      <w:r>
+        <w:rPr>
+          <w:b w:val="0"/>
+        </w:rPr>
+        <w:t xml:space="preserve">My changed </w:t>
+      </w:r>
+      <w:r>
+        <w:rPr>
+          <w:b/>
+        </w:rPr>
+        <w:t>input</w:t>
+      </w:r>
+      <w:r>
+        <w:rPr>
+          <w:b w:val="0"/>
+        </w:rPr>
+        <w:t xml:space="preserve"> and expected result</w:t>
       </w:r>
     </w:p>
     <w:p>
@@ -3797,13 +6236,85 @@
       </w:r>
     </w:p>
     <w:p>
-      <w:r>
-        <w:t>Use a stable request/response contract between interface, retriever, model, and verifier.</w:t>
-      </w:r>
-    </w:p>
-    <w:p>
-      <w:r>
-        <w:t>The evidence I will keep</w:t>
+      <w:pPr>
+        <w:spacing w:line="336" w:lineRule="auto" w:after="180"/>
+      </w:pPr>
+      <w:r>
+        <w:rPr>
+          <w:b w:val="0"/>
+        </w:rPr>
+        <w:t xml:space="preserve">Use a stable </w:t>
+      </w:r>
+      <w:r>
+        <w:rPr>
+          <w:b/>
+        </w:rPr>
+        <w:t>request</w:t>
+      </w:r>
+      <w:r>
+        <w:rPr>
+          <w:b w:val="0"/>
+        </w:rPr>
+        <w:t>/</w:t>
+      </w:r>
+      <w:r>
+        <w:rPr>
+          <w:b/>
+        </w:rPr>
+        <w:t>response</w:t>
+      </w:r>
+      <w:r>
+        <w:rPr>
+          <w:b w:val="0"/>
+        </w:rPr>
+        <w:t xml:space="preserve"> </w:t>
+      </w:r>
+      <w:r>
+        <w:rPr>
+          <w:b/>
+        </w:rPr>
+        <w:t>contract</w:t>
+      </w:r>
+      <w:r>
+        <w:rPr>
+          <w:b w:val="0"/>
+        </w:rPr>
+        <w:t xml:space="preserve"> between </w:t>
+      </w:r>
+      <w:r>
+        <w:rPr>
+          <w:b/>
+        </w:rPr>
+        <w:t>interface</w:t>
+      </w:r>
+      <w:r>
+        <w:rPr>
+          <w:b w:val="0"/>
+        </w:rPr>
+        <w:t>, retriever, model, and verifier.</w:t>
+      </w:r>
+    </w:p>
+    <w:p>
+      <w:pPr>
+        <w:spacing w:line="336" w:lineRule="auto" w:after="180"/>
+      </w:pPr>
+      <w:r>
+        <w:rPr>
+          <w:b w:val="0"/>
+        </w:rPr>
+        <w:t xml:space="preserve">The </w:t>
+      </w:r>
+      <w:r>
+        <w:rPr>
+          <w:b/>
+        </w:rPr>
+        <w:t>evidence</w:t>
+      </w:r>
+      <w:r>
+        <w:rPr>
+          <w:b w:val="0"/>
+        </w:rPr>
+        <w:t xml:space="preserve"> I will keep</w:t>
       </w:r>
     </w:p>
     <w:p>
@@ -3840,8 +6351,26 @@
       </w:r>
     </w:p>
     <w:p>
-      <w:r>
-        <w:t>Your teacher has the independent answer and scoring criteria. Complete the matching workbook week to keep your practice evidence together.</w:t>
+      <w:pPr>
+        <w:spacing w:line="336" w:lineRule="auto" w:after="180"/>
+      </w:pPr>
+      <w:r>
+        <w:rPr>
+          <w:b w:val="0"/>
+        </w:rPr>
+        <w:t xml:space="preserve">Your teacher has the independent answer and scoring criteria. Complete the matching workbook week to keep your practice </w:t>
+      </w:r>
+      <w:r>
+        <w:rPr>
+          <w:b/>
+        </w:rPr>
+        <w:t>evidence</w:t>
+      </w:r>
+      <w:r>
+        <w:rPr>
+          <w:b w:val="0"/>
+        </w:rPr>
+        <w:t xml:space="preserve"> together.</w:t>
       </w:r>
     </w:p>
     <w:p>
@@ -3853,8 +6382,44 @@
       </w:r>
     </w:p>
     <w:p>
-      <w:r>
-        <w:t>Request id=7 returns status=200 and {"id":8,"pages":90}. Explain why a successful status is insufficient and specify the handling.</w:t>
+      <w:pPr>
+        <w:spacing w:line="336" w:lineRule="auto" w:after="180"/>
+      </w:pPr>
+      <w:r>
+        <w:rPr>
+          <w:b/>
+        </w:rPr>
+        <w:t>Request</w:t>
+      </w:r>
+      <w:r>
+        <w:rPr>
+          <w:b w:val="0"/>
+        </w:rPr>
+        <w:t xml:space="preserve"> id=7 returns </w:t>
+      </w:r>
+      <w:r>
+        <w:rPr>
+          <w:b/>
+        </w:rPr>
+        <w:t>status</w:t>
+      </w:r>
+      <w:r>
+        <w:rPr>
+          <w:b w:val="0"/>
+        </w:rPr>
+        <w:t xml:space="preserve">=200 and {"id":8,"pages":90}. Explain why a successful </w:t>
+      </w:r>
+      <w:r>
+        <w:rPr>
+          <w:b/>
+        </w:rPr>
+        <w:t>status</w:t>
+      </w:r>
+      <w:r>
+        <w:rPr>
+          <w:b w:val="0"/>
+        </w:rPr>
+        <w:t xml:space="preserve"> is insufficient and specify the handling.</w:t>
       </w:r>
     </w:p>
     <w:p>
@@ -3909,8 +6474,25 @@
       </w:r>
     </w:p>
     <w:p>
-      <w:r>
-        <w:t>Attempt the independent case before hints. Record whether you worked alone, used a hint or followed a model. After feedback, fix the first unsupported step and explain why it changed. A later check uses a changed case, not a copied answer.</w:t>
+      <w:pPr>
+        <w:spacing w:line="336" w:lineRule="auto" w:after="180"/>
+      </w:pPr>
+      <w:r>
+        <w:rPr>
+          <w:b w:val="0"/>
+        </w:rPr>
+        <w:t>Attempt the independent case before hints. Record whether you worked alone, used a hint or followed a model. After feedback, fix the first unsupported step and explain why it changed.</w:t>
+      </w:r>
+    </w:p>
+    <w:p>
+      <w:pPr>
+        <w:spacing w:line="336" w:lineRule="auto" w:after="180"/>
+      </w:pPr>
+      <w:r>
+        <w:rPr>
+          <w:b w:val="0"/>
+        </w:rPr>
+        <w:t>A later check uses a changed case, not a copied answer.</w:t>
       </w:r>
     </w:p>
     <w:p>
@@ -3923,7 +6505,54 @@
     </w:p>
     <w:p>
       <w:r>
-        <w:t>Start with this question: A lunch-count response must satisfy a declared JSON contract.</w:t>
+        <w:t>Use this map to navigate Requests Responses and JSON, connect the goals to tasks and keep one evidence record for each attempt.</w:t>
+      </w:r>
+    </w:p>
+    <w:p>
+      <w:pPr>
+        <w:spacing w:line="336" w:lineRule="auto" w:after="180"/>
+      </w:pPr>
+      <w:r>
+        <w:rPr>
+          <w:b w:val="0"/>
+        </w:rPr>
+        <w:t xml:space="preserve">Start with this question: A lunch-count </w:t>
+      </w:r>
+      <w:r>
+        <w:rPr>
+          <w:b/>
+        </w:rPr>
+        <w:t>response</w:t>
+      </w:r>
+      <w:r>
+        <w:rPr>
+          <w:b w:val="0"/>
+        </w:rPr>
+        <w:t xml:space="preserve"> must satisfy a declared </w:t>
+      </w:r>
+      <w:r>
+        <w:rPr>
+          <w:b/>
+        </w:rPr>
+        <w:t>JSON</w:t>
+      </w:r>
+      <w:r>
+        <w:rPr>
+          <w:b w:val="0"/>
+        </w:rPr>
+        <w:t xml:space="preserve"> </w:t>
+      </w:r>
+      <w:r>
+        <w:rPr>
+          <w:b/>
+        </w:rPr>
+        <w:t>contract</w:t>
+      </w:r>
+      <w:r>
+        <w:rPr>
+          <w:b w:val="0"/>
+        </w:rPr>
+        <w:t>.</w:t>
       </w:r>
     </w:p>
     <w:tbl>
@@ -4029,13 +6658,61 @@
       </w:tr>
     </w:tbl>
     <w:p>
-      <w:r>
-        <w:t>Remember → watch and explain → try with help → investigate → try independently → keep project evidence. Your teacher may spread this lesson across several classes.</w:t>
-      </w:r>
-    </w:p>
-    <w:p>
-      <w:r>
-        <w:t>Keep your first prediction. Compare it with what the evidence shows and explain any change.</w:t>
+      <w:pPr>
+        <w:spacing w:line="336" w:lineRule="auto" w:after="180"/>
+      </w:pPr>
+      <w:r>
+        <w:rPr>
+          <w:b w:val="0"/>
+        </w:rPr>
+        <w:t xml:space="preserve">Remember → watch and explain → try with help → investigate → try independently → keep project </w:t>
+      </w:r>
+      <w:r>
+        <w:rPr>
+          <w:b/>
+        </w:rPr>
+        <w:t>evidence</w:t>
+      </w:r>
+      <w:r>
+        <w:rPr>
+          <w:b w:val="0"/>
+        </w:rPr>
+        <w:t>. Your teacher may spread this lesson across several classes.</w:t>
+      </w:r>
+    </w:p>
+    <w:p>
+      <w:pPr>
+        <w:spacing w:line="336" w:lineRule="auto" w:after="180"/>
+      </w:pPr>
+      <w:r>
+        <w:rPr>
+          <w:b w:val="0"/>
+        </w:rPr>
+        <w:t xml:space="preserve">Keep your first </w:t>
+      </w:r>
+      <w:r>
+        <w:rPr>
+          <w:b/>
+        </w:rPr>
+        <w:t>prediction</w:t>
+      </w:r>
+      <w:r>
+        <w:rPr>
+          <w:b w:val="0"/>
+        </w:rPr>
+        <w:t xml:space="preserve">. Compare it with what the </w:t>
+      </w:r>
+      <w:r>
+        <w:rPr>
+          <w:b/>
+        </w:rPr>
+        <w:t>evidence</w:t>
+      </w:r>
+      <w:r>
+        <w:rPr>
+          <w:b w:val="0"/>
+        </w:rPr>
+        <w:t xml:space="preserve"> shows and explain any change.</w:t>
       </w:r>
     </w:p>
     <w:p>
@@ -4048,7 +6725,30 @@
     </w:p>
     <w:p>
       <w:r>
-        <w:t>Close your notes. Explain this goal in your own words: Parse JSON into Python records</w:t>
+        <w:t>Explain Requests Responses and JSON without notes, identify a remaining question and plan a later check with a changed case.</w:t>
+      </w:r>
+    </w:p>
+    <w:p>
+      <w:pPr>
+        <w:spacing w:line="336" w:lineRule="auto" w:after="180"/>
+      </w:pPr>
+      <w:r>
+        <w:rPr>
+          <w:b w:val="0"/>
+        </w:rPr>
+        <w:t xml:space="preserve">Close your notes. Explain this goal in your own words: Parse </w:t>
+      </w:r>
+      <w:r>
+        <w:rPr>
+          <w:b/>
+        </w:rPr>
+        <w:t>JSON</w:t>
+      </w:r>
+      <w:r>
+        <w:rPr>
+          <w:b w:val="0"/>
+        </w:rPr>
+        <w:t xml:space="preserve"> into Python records</w:t>
       </w:r>
     </w:p>
     <w:p>
@@ -4085,13 +6785,61 @@
       </w:r>
     </w:p>
     <w:p>
-      <w:r>
-        <w:t>If you are unsure, return to the worked picture and explain one arrow. If you are ready, change an input or assumption and justify your prediction.</w:t>
-      </w:r>
-    </w:p>
-    <w:p>
-      <w:r>
-        <w:t>Save your workbook evidence. At the next review, try a different case before opening your old answer.</w:t>
+      <w:pPr>
+        <w:spacing w:line="336" w:lineRule="auto" w:after="180"/>
+      </w:pPr>
+      <w:r>
+        <w:rPr>
+          <w:b w:val="0"/>
+        </w:rPr>
+        <w:t xml:space="preserve">If you are unsure, return to the worked picture and explain one arrow. If you are ready, change an </w:t>
+      </w:r>
+      <w:r>
+        <w:rPr>
+          <w:b/>
+        </w:rPr>
+        <w:t>input</w:t>
+      </w:r>
+      <w:r>
+        <w:rPr>
+          <w:b w:val="0"/>
+        </w:rPr>
+        <w:t xml:space="preserve"> or assumption and justify your </w:t>
+      </w:r>
+      <w:r>
+        <w:rPr>
+          <w:b/>
+        </w:rPr>
+        <w:t>prediction</w:t>
+      </w:r>
+      <w:r>
+        <w:rPr>
+          <w:b w:val="0"/>
+        </w:rPr>
+        <w:t>.</w:t>
+      </w:r>
+    </w:p>
+    <w:p>
+      <w:pPr>
+        <w:spacing w:line="336" w:lineRule="auto" w:after="180"/>
+      </w:pPr>
+      <w:r>
+        <w:rPr>
+          <w:b w:val="0"/>
+        </w:rPr>
+        <w:t xml:space="preserve">Save your workbook </w:t>
+      </w:r>
+      <w:r>
+        <w:rPr>
+          <w:b/>
+        </w:rPr>
+        <w:t>evidence</w:t>
+      </w:r>
+      <w:r>
+        <w:rPr>
+          <w:b w:val="0"/>
+        </w:rPr>
+        <w:t>. At the next review, try a different case before opening your old answer.</w:t>
       </w:r>
     </w:p>
     <w:p>
@@ -4104,12 +6852,65 @@
     </w:p>
     <w:p>
       <w:r>
+        <w:t>Attempt supported questions before using hints or feedback. Review a missing building block, then keep the completed work.</w:t>
+      </w:r>
+    </w:p>
+    <w:p>
+      <w:pPr>
+        <w:spacing w:line="336" w:lineRule="auto" w:after="180"/>
+      </w:pPr>
+      <w:r>
+        <w:rPr>
+          <w:b w:val="0"/>
+        </w:rPr>
         <w:t>Use this supported practice once, in the browser or on paper. Keep the reserved independent assessment for a separate first attempt before teacher feedback.</w:t>
       </w:r>
     </w:p>
     <w:p>
-      <w:r>
-        <w:t>A lunch-count response must satisfy a declared JSON contract.</w:t>
+      <w:pPr>
+        <w:spacing w:line="336" w:lineRule="auto" w:after="180"/>
+      </w:pPr>
+      <w:r>
+        <w:rPr>
+          <w:b w:val="0"/>
+        </w:rPr>
+        <w:t xml:space="preserve">A lunch-count </w:t>
+      </w:r>
+      <w:r>
+        <w:rPr>
+          <w:b/>
+        </w:rPr>
+        <w:t>response</w:t>
+      </w:r>
+      <w:r>
+        <w:rPr>
+          <w:b w:val="0"/>
+        </w:rPr>
+        <w:t xml:space="preserve"> must satisfy a declared </w:t>
+      </w:r>
+      <w:r>
+        <w:rPr>
+          <w:b/>
+        </w:rPr>
+        <w:t>JSON</w:t>
+      </w:r>
+      <w:r>
+        <w:rPr>
+          <w:b w:val="0"/>
+        </w:rPr>
+        <w:t xml:space="preserve"> </w:t>
+      </w:r>
+      <w:r>
+        <w:rPr>
+          <w:b/>
+        </w:rPr>
+        <w:t>contract</w:t>
+      </w:r>
+      <w:r>
+        <w:rPr>
+          <w:b w:val="0"/>
+        </w:rPr>
+        <w:t>.</w:t>
       </w:r>
     </w:p>
     <w:p>
@@ -4121,22 +6922,61 @@
       </w:r>
     </w:p>
     <w:p>
-      <w:r>
-        <w:t>Which labelled step matches this detail? Accept this response shape; acceptance does not prove that 12 portions were actually counted.</w:t>
-      </w:r>
-    </w:p>
-    <w:p>
-      <w:r>
+      <w:pPr>
+        <w:spacing w:line="336" w:lineRule="auto" w:after="180"/>
+      </w:pPr>
+      <w:r>
+        <w:rPr>
+          <w:b w:val="0"/>
+        </w:rPr>
+        <w:t xml:space="preserve">Which labelled step matches this detail? Accept this </w:t>
+      </w:r>
+      <w:r>
+        <w:rPr>
+          <w:b/>
+        </w:rPr>
+        <w:t>response</w:t>
+      </w:r>
+      <w:r>
+        <w:rPr>
+          <w:b w:val="0"/>
+        </w:rPr>
+        <w:t xml:space="preserve"> shape; acceptance does not prove that 12 portions were actually counted.</w:t>
+      </w:r>
+    </w:p>
+    <w:p>
+      <w:pPr>
+        <w:spacing w:line="336" w:lineRule="auto" w:after="180"/>
+        <w:shd w:fill="F4F9FC"/>
+      </w:pPr>
+      <w:r>
+        <w:rPr>
+          <w:b w:val="0"/>
+        </w:rPr>
         <w:t>1. Accept structure</w:t>
       </w:r>
     </w:p>
     <w:p>
-      <w:r>
+      <w:pPr>
+        <w:spacing w:line="336" w:lineRule="auto" w:after="180"/>
+        <w:shd w:fill="F4F9FC"/>
+      </w:pPr>
+      <w:r>
+        <w:rPr>
+          <w:b w:val="0"/>
+        </w:rPr>
         <w:t>2. Read fields</w:t>
       </w:r>
     </w:p>
     <w:p>
-      <w:r>
+      <w:pPr>
+        <w:spacing w:line="336" w:lineRule="auto" w:after="180"/>
+        <w:shd w:fill="F4F9FC"/>
+      </w:pPr>
+      <w:r>
+        <w:rPr>
+          <w:b w:val="0"/>
+        </w:rPr>
         <w:t>3. Check range</w:t>
       </w:r>
     </w:p>
@@ -4174,41 +7014,215 @@
       </w:r>
     </w:p>
     <w:p>
-      <w:r>
+      <w:pPr>
+        <w:pStyle w:val="Heading3"/>
+      </w:pPr>
+      <w:r>
+        <w:t>Hint · try first</w:t>
+      </w:r>
+    </w:p>
+    <w:p>
+      <w:pPr>
+        <w:spacing w:line="336" w:lineRule="auto" w:after="180"/>
+        <w:shd w:fill="F1F6F8"/>
+      </w:pPr>
+      <w:r>
+        <w:rPr>
+          <w:b w:val="0"/>
+        </w:rPr>
         <w:t>Hint if needed: Read the steps in the pictorial case. Match the supplied detail to the stage that performs or records it.</w:t>
       </w:r>
     </w:p>
     <w:p>
-      <w:r>
-        <w:t>After your attempt, compare with the supported explanation: Accept structure Accept this response shape; acceptance does not prove that 12 portions were actually counted. Read the picture in order. Accept this response shape; acceptance does not prove that 12 portions were actually counted. The arrows show which recorded input or intermediate result each decision uses. Explain the deciding step aloud before checking the changed case; pointing to the final answer alone does not show how it follows.</w:t>
-      </w:r>
-    </w:p>
-    <w:p>
       <w:pPr>
         <w:pStyle w:val="Heading3"/>
       </w:pPr>
       <w:r>
+        <w:t>Feedback · compare after trying</w:t>
+      </w:r>
+    </w:p>
+    <w:p>
+      <w:pPr>
+        <w:spacing w:line="336" w:lineRule="auto" w:after="180"/>
+        <w:shd w:fill="F1F6FC"/>
+      </w:pPr>
+      <w:r>
+        <w:rPr>
+          <w:b w:val="0"/>
+        </w:rPr>
+        <w:t xml:space="preserve">After your attempt, compare with the supported explanation: Accept structure Accept this </w:t>
+      </w:r>
+      <w:r>
+        <w:rPr>
+          <w:b/>
+        </w:rPr>
+        <w:t>response</w:t>
+      </w:r>
+      <w:r>
+        <w:rPr>
+          <w:b w:val="0"/>
+        </w:rPr>
+        <w:t xml:space="preserve"> shape; acceptance does not prove that 12 portions were actually counted. Read the picture in order.</w:t>
+      </w:r>
+    </w:p>
+    <w:p>
+      <w:pPr>
+        <w:spacing w:line="336" w:lineRule="auto" w:after="180"/>
+        <w:shd w:fill="F1F6FC"/>
+      </w:pPr>
+      <w:r>
+        <w:rPr>
+          <w:b w:val="0"/>
+        </w:rPr>
+        <w:t xml:space="preserve">Accept this </w:t>
+      </w:r>
+      <w:r>
+        <w:rPr>
+          <w:b/>
+        </w:rPr>
+        <w:t>response</w:t>
+      </w:r>
+      <w:r>
+        <w:rPr>
+          <w:b w:val="0"/>
+        </w:rPr>
+        <w:t xml:space="preserve"> shape; acceptance does not prove that 12 portions were actually counted. The arrows show which recorded </w:t>
+      </w:r>
+      <w:r>
+        <w:rPr>
+          <w:b/>
+        </w:rPr>
+        <w:t>input</w:t>
+      </w:r>
+      <w:r>
+        <w:rPr>
+          <w:b w:val="0"/>
+        </w:rPr>
+        <w:t xml:space="preserve"> or intermediate result each decision uses.</w:t>
+      </w:r>
+    </w:p>
+    <w:p>
+      <w:pPr>
+        <w:spacing w:line="336" w:lineRule="auto" w:after="180"/>
+        <w:shd w:fill="F1F6FC"/>
+      </w:pPr>
+      <w:r>
+        <w:rPr>
+          <w:b w:val="0"/>
+        </w:rPr>
+        <w:t>Explain the deciding step aloud before checking the changed case; pointing to the final answer alone does not show how it follows.</w:t>
+      </w:r>
+    </w:p>
+    <w:p>
+      <w:pPr>
+        <w:pStyle w:val="Heading3"/>
+      </w:pPr>
+      <w:r>
         <w:t>Practice 2: explain the deciding evidence</w:t>
       </w:r>
     </w:p>
     <w:p>
-      <w:r>
+      <w:pPr>
+        <w:pStyle w:val="Heading3"/>
+      </w:pPr>
+      <w:r>
+        <w:t>Changed case · predict first</w:t>
+      </w:r>
+    </w:p>
+    <w:p>
+      <w:pPr>
+        <w:spacing w:line="336" w:lineRule="auto" w:after="180"/>
+        <w:shd w:fill="F5F1FB"/>
+      </w:pPr>
+      <w:r>
+        <w:rPr>
+          <w:b w:val="0"/>
+        </w:rPr>
         <w:t>Changed-case practice: Replace 12 with the text "12". Which conclusion is supported by the supplied facts?</w:t>
       </w:r>
     </w:p>
     <w:p>
-      <w:r>
-        <w:t>1. This one example guarantees correct results for every future input.</w:t>
-      </w:r>
-    </w:p>
-    <w:p>
-      <w:r>
-        <w:t>2. We can decide the result without examining the changed input or the procedure.</w:t>
-      </w:r>
-    </w:p>
-    <w:p>
-      <w:r>
-        <w:t>3. Reject the response under this strict contract.</w:t>
+      <w:pPr>
+        <w:spacing w:line="336" w:lineRule="auto" w:after="180"/>
+        <w:shd w:fill="F4F9FC"/>
+      </w:pPr>
+      <w:r>
+        <w:rPr>
+          <w:b w:val="0"/>
+        </w:rPr>
+        <w:t xml:space="preserve">1. This one example guarantees correct results for every future </w:t>
+      </w:r>
+      <w:r>
+        <w:rPr>
+          <w:b/>
+        </w:rPr>
+        <w:t>input</w:t>
+      </w:r>
+      <w:r>
+        <w:rPr>
+          <w:b w:val="0"/>
+        </w:rPr>
+        <w:t>.</w:t>
+      </w:r>
+    </w:p>
+    <w:p>
+      <w:pPr>
+        <w:spacing w:line="336" w:lineRule="auto" w:after="180"/>
+        <w:shd w:fill="F4F9FC"/>
+      </w:pPr>
+      <w:r>
+        <w:rPr>
+          <w:b w:val="0"/>
+        </w:rPr>
+        <w:t xml:space="preserve">2. We can decide the result without examining the changed </w:t>
+      </w:r>
+      <w:r>
+        <w:rPr>
+          <w:b/>
+        </w:rPr>
+        <w:t>input</w:t>
+      </w:r>
+      <w:r>
+        <w:rPr>
+          <w:b w:val="0"/>
+        </w:rPr>
+        <w:t xml:space="preserve"> or the procedure.</w:t>
+      </w:r>
+    </w:p>
+    <w:p>
+      <w:pPr>
+        <w:spacing w:line="336" w:lineRule="auto" w:after="180"/>
+        <w:shd w:fill="F4F9FC"/>
+      </w:pPr>
+      <w:r>
+        <w:rPr>
+          <w:b w:val="0"/>
+        </w:rPr>
+        <w:t xml:space="preserve">3. Reject the </w:t>
+      </w:r>
+      <w:r>
+        <w:rPr>
+          <w:b/>
+        </w:rPr>
+        <w:t>response</w:t>
+      </w:r>
+      <w:r>
+        <w:rPr>
+          <w:b w:val="0"/>
+        </w:rPr>
+        <w:t xml:space="preserve"> under this strict </w:t>
+      </w:r>
+      <w:r>
+        <w:rPr>
+          <w:b/>
+        </w:rPr>
+        <w:t>contract</w:t>
+      </w:r>
+      <w:r>
+        <w:rPr>
+          <w:b w:val="0"/>
+        </w:rPr>
+        <w:t>.</w:t>
       </w:r>
     </w:p>
     <w:p>
@@ -4245,36 +7259,225 @@
       </w:r>
     </w:p>
     <w:p>
-      <w:r>
+      <w:pPr>
+        <w:pStyle w:val="Heading3"/>
+      </w:pPr>
+      <w:r>
+        <w:t>Hint · try first</w:t>
+      </w:r>
+    </w:p>
+    <w:p>
+      <w:pPr>
+        <w:spacing w:line="336" w:lineRule="auto" w:after="180"/>
+        <w:shd w:fill="F1F6F8"/>
+      </w:pPr>
+      <w:r>
+        <w:rPr>
+          <w:b w:val="0"/>
+        </w:rPr>
         <w:t>Hint if needed: Use the changed condition and the deciding step in the pictorial trace. The answer must say what follows from those facts.</w:t>
       </w:r>
     </w:p>
     <w:p>
-      <w:r>
-        <w:t>After your attempt, compare with the supported explanation: Reject the response under this strict contract. Digits inside quotes represent text, whereas portions requires an integer.</w:t>
-      </w:r>
-    </w:p>
-    <w:p>
       <w:pPr>
         <w:pStyle w:val="Heading3"/>
       </w:pPr>
       <w:r>
+        <w:t>Feedback · compare after trying</w:t>
+      </w:r>
+    </w:p>
+    <w:p>
+      <w:pPr>
+        <w:spacing w:line="336" w:lineRule="auto" w:after="180"/>
+        <w:shd w:fill="F1F6FC"/>
+      </w:pPr>
+      <w:r>
+        <w:rPr>
+          <w:b w:val="0"/>
+        </w:rPr>
+        <w:t xml:space="preserve">After your attempt, compare with the supported explanation: Reject the </w:t>
+      </w:r>
+      <w:r>
+        <w:rPr>
+          <w:b/>
+        </w:rPr>
+        <w:t>response</w:t>
+      </w:r>
+      <w:r>
+        <w:rPr>
+          <w:b w:val="0"/>
+        </w:rPr>
+        <w:t xml:space="preserve"> under this strict </w:t>
+      </w:r>
+      <w:r>
+        <w:rPr>
+          <w:b/>
+        </w:rPr>
+        <w:t>contract</w:t>
+      </w:r>
+      <w:r>
+        <w:rPr>
+          <w:b w:val="0"/>
+        </w:rPr>
+        <w:t>. Digits inside quotes represent text, whereas portions requires an integer.</w:t>
+      </w:r>
+    </w:p>
+    <w:p>
+      <w:pPr>
+        <w:pStyle w:val="Heading3"/>
+      </w:pPr>
+      <w:r>
         <w:t>Repair a missing building block</w:t>
       </w:r>
     </w:p>
     <w:p>
-      <w:r>
-        <w:t>Review Tools and APIs (ai-3/21). Goal: Explain the mechanism and terminology of tools and api contracts. Short practice: Does a valid C7 ID permit the extra lending action? Point to the relevant step in the picture, then write the changed result and the rule or evidence that supports it.. Return to this week and explain what you changed.</w:t>
-      </w:r>
-    </w:p>
-    <w:p>
-      <w:r>
-        <w:t>Review User Need and AI Contribution (ai-3/19). Goal: Explain the mechanism and terminology of capstone requirements and corpus. Short practice: What non-AI baseline would reveal whether this helper adds value? Point to the relevant step in the picture, then write the changed result and the rule or evidence that supports it.. Return to this week and explain what you changed.</w:t>
-      </w:r>
-    </w:p>
-    <w:p>
-      <w:r>
-        <w:t>Review Verify Numbers and Dates (ai-3/16). Goal: Explain the mechanism and terminology of claim support and citation evaluation. Short practice: Which part can be corrected immediately from existing evidence, and which needs follow-up?. Return to this week and explain what you changed.</w:t>
+      <w:pPr>
+        <w:spacing w:line="336" w:lineRule="auto" w:after="180"/>
+      </w:pPr>
+      <w:r>
+        <w:rPr>
+          <w:b w:val="0"/>
+        </w:rPr>
+        <w:t xml:space="preserve">Review Tools and APIs (ai-3/21). Goal: Explain the </w:t>
+      </w:r>
+      <w:r>
+        <w:rPr>
+          <w:b/>
+        </w:rPr>
+        <w:t>mechanism</w:t>
+      </w:r>
+      <w:r>
+        <w:rPr>
+          <w:b w:val="0"/>
+        </w:rPr>
+        <w:t xml:space="preserve"> and terminology of tools and api </w:t>
+      </w:r>
+      <w:r>
+        <w:rPr>
+          <w:b/>
+        </w:rPr>
+        <w:t>contract</w:t>
+      </w:r>
+      <w:r>
+        <w:rPr>
+          <w:b w:val="0"/>
+        </w:rPr>
+        <w:t>s. Short practice: Does a valid C7 ID permit the extra lending action?</w:t>
+      </w:r>
+    </w:p>
+    <w:p>
+      <w:pPr>
+        <w:spacing w:line="336" w:lineRule="auto" w:after="180"/>
+      </w:pPr>
+      <w:r>
+        <w:rPr>
+          <w:b w:val="0"/>
+        </w:rPr>
+        <w:t xml:space="preserve">Point to the relevant step in the picture, then write the changed result and the rule or </w:t>
+      </w:r>
+      <w:r>
+        <w:rPr>
+          <w:b/>
+        </w:rPr>
+        <w:t>evidence</w:t>
+      </w:r>
+      <w:r>
+        <w:rPr>
+          <w:b w:val="0"/>
+        </w:rPr>
+        <w:t xml:space="preserve"> that supports it.. Return to this week and explain what you changed.</w:t>
+      </w:r>
+    </w:p>
+    <w:p>
+      <w:pPr>
+        <w:spacing w:line="336" w:lineRule="auto" w:after="180"/>
+      </w:pPr>
+      <w:r>
+        <w:rPr>
+          <w:b w:val="0"/>
+        </w:rPr>
+        <w:t xml:space="preserve">Review User Need and AI Contribution (ai-3/19). Goal: Explain the </w:t>
+      </w:r>
+      <w:r>
+        <w:rPr>
+          <w:b/>
+        </w:rPr>
+        <w:t>mechanism</w:t>
+      </w:r>
+      <w:r>
+        <w:rPr>
+          <w:b w:val="0"/>
+        </w:rPr>
+        <w:t xml:space="preserve"> and terminology of capstone requirements and corpus. Short practice: What non-AI baseline would reveal whether this helper adds value?</w:t>
+      </w:r>
+    </w:p>
+    <w:p>
+      <w:pPr>
+        <w:spacing w:line="336" w:lineRule="auto" w:after="180"/>
+      </w:pPr>
+      <w:r>
+        <w:rPr>
+          <w:b w:val="0"/>
+        </w:rPr>
+        <w:t xml:space="preserve">Point to the relevant step in the picture, then write the changed result and the rule or </w:t>
+      </w:r>
+      <w:r>
+        <w:rPr>
+          <w:b/>
+        </w:rPr>
+        <w:t>evidence</w:t>
+      </w:r>
+      <w:r>
+        <w:rPr>
+          <w:b w:val="0"/>
+        </w:rPr>
+        <w:t xml:space="preserve"> that supports it.. Return to this week and explain what you changed.</w:t>
+      </w:r>
+    </w:p>
+    <w:p>
+      <w:pPr>
+        <w:spacing w:line="336" w:lineRule="auto" w:after="180"/>
+      </w:pPr>
+      <w:r>
+        <w:rPr>
+          <w:b w:val="0"/>
+        </w:rPr>
+        <w:t xml:space="preserve">Review Verify Numbers and Dates (ai-3/16). Goal: Explain the </w:t>
+      </w:r>
+      <w:r>
+        <w:rPr>
+          <w:b/>
+        </w:rPr>
+        <w:t>mechanism</w:t>
+      </w:r>
+      <w:r>
+        <w:rPr>
+          <w:b w:val="0"/>
+        </w:rPr>
+        <w:t xml:space="preserve"> and terminology of claim support and citation evaluation.</w:t>
+      </w:r>
+    </w:p>
+    <w:p>
+      <w:pPr>
+        <w:spacing w:line="336" w:lineRule="auto" w:after="180"/>
+      </w:pPr>
+      <w:r>
+        <w:rPr>
+          <w:b w:val="0"/>
+        </w:rPr>
+        <w:t xml:space="preserve">Short practice: Which part can be corrected immediately from existing </w:t>
+      </w:r>
+      <w:r>
+        <w:rPr>
+          <w:b/>
+        </w:rPr>
+        <w:t>evidence</w:t>
+      </w:r>
+      <w:r>
+        <w:rPr>
+          <w:b w:val="0"/>
+        </w:rPr>
+        <w:t>, and which needs follow-up?. Return to this week and explain what you changed.</w:t>
       </w:r>
     </w:p>
     <w:p>
@@ -4286,8 +7489,61 @@
       </w:r>
     </w:p>
     <w:p>
-      <w:r>
-        <w:t>The browser lab lets you edit the supported Python examples already included in this lesson. Predict first, run, inspect the actual output or error, change one input, then run again. Keep code, predictions, actual results and a reasoned revision together. On paper, label your result as a trace rather than an execution.</w:t>
+      <w:pPr>
+        <w:spacing w:line="336" w:lineRule="auto" w:after="180"/>
+      </w:pPr>
+      <w:r>
+        <w:rPr>
+          <w:b w:val="0"/>
+        </w:rPr>
+        <w:t xml:space="preserve">The browser lab lets you edit the supported Python examples already included in this lesson. Predict first, run, inspect the actual </w:t>
+      </w:r>
+      <w:r>
+        <w:rPr>
+          <w:b/>
+        </w:rPr>
+        <w:t>output</w:t>
+      </w:r>
+      <w:r>
+        <w:rPr>
+          <w:b w:val="0"/>
+        </w:rPr>
+        <w:t xml:space="preserve"> or error, change one </w:t>
+      </w:r>
+      <w:r>
+        <w:rPr>
+          <w:b/>
+        </w:rPr>
+        <w:t>input</w:t>
+      </w:r>
+      <w:r>
+        <w:rPr>
+          <w:b w:val="0"/>
+        </w:rPr>
+        <w:t>, then run again.</w:t>
+      </w:r>
+    </w:p>
+    <w:p>
+      <w:pPr>
+        <w:spacing w:line="336" w:lineRule="auto" w:after="180"/>
+      </w:pPr>
+      <w:r>
+        <w:rPr>
+          <w:b w:val="0"/>
+        </w:rPr>
+        <w:t xml:space="preserve">Keep code, </w:t>
+      </w:r>
+      <w:r>
+        <w:rPr>
+          <w:b/>
+        </w:rPr>
+        <w:t>prediction</w:t>
+      </w:r>
+      <w:r>
+        <w:rPr>
+          <w:b w:val="0"/>
+        </w:rPr>
+        <w:t>s, actual results and a reasoned revision together. On paper, label your result as a trace rather than an execution.</w:t>
       </w:r>
     </w:p>
     <w:p>
@@ -4299,8 +7555,783 @@
       </w:r>
     </w:p>
     <w:p>
-      <w:r>
-        <w:t>Use Download completed work in the hosted lesson to export your answers, reflections, practice feedback and code-run evidence. Open the HTML copy to read or print it. Drafts stay in this browser when storage is available; clear drafts on a shared device.</w:t>
+      <w:pPr>
+        <w:spacing w:line="336" w:lineRule="auto" w:after="180"/>
+      </w:pPr>
+      <w:r>
+        <w:rPr>
+          <w:b w:val="0"/>
+        </w:rPr>
+        <w:t xml:space="preserve">Use Download completed work in the hosted lesson to export your answers, reflections, practice feedback and code-run </w:t>
+      </w:r>
+      <w:r>
+        <w:rPr>
+          <w:b/>
+        </w:rPr>
+        <w:t>evidence</w:t>
+      </w:r>
+      <w:r>
+        <w:rPr>
+          <w:b w:val="0"/>
+        </w:rPr>
+        <w:t>. Open the HTML copy to read or print it.</w:t>
+      </w:r>
+    </w:p>
+    <w:p>
+      <w:pPr>
+        <w:spacing w:line="336" w:lineRule="auto" w:after="180"/>
+      </w:pPr>
+      <w:r>
+        <w:rPr>
+          <w:b w:val="0"/>
+        </w:rPr>
+        <w:t>Drafts stay in this browser when storage is available; clear drafts on a shared device.</w:t>
+      </w:r>
+    </w:p>
+    <w:p>
+      <w:pPr>
+        <w:pStyle w:val="Heading1"/>
+      </w:pPr>
+      <w:r>
+        <w:t>18. Visual concept journey</w:t>
+      </w:r>
+    </w:p>
+    <w:p>
+      <w:r>
+        <w:t>Explain each Requests Responses and JSON graphic using its labels, deciding evidence and relevant limitation.</w:t>
+      </w:r>
+    </w:p>
+    <w:p>
+      <w:pPr>
+        <w:pStyle w:val="Heading3"/>
+      </w:pPr>
+      <w:r>
+        <w:t>01. Requests Responses and JSON: the case</w:t>
+      </w:r>
+    </w:p>
+    <w:p>
+      <w:r>
+        <w:drawing>
+          <wp:inline xmlns:a="http://schemas.openxmlformats.org/drawingml/2006/main" xmlns:pic="http://schemas.openxmlformats.org/drawingml/2006/picture">
+            <wp:extent cx="5486400" cy="3142488"/>
+            <wp:docPr id="22" name="Picture 22" descr="A lunch-count response must satisfy a declared JSON contract. Supplied facts: The toy response has exactly class_code text and portions integer 0..30. Example: {&quot;class_code&quot;:&quot;R8&quot;,&quot;portions&quot;: 12}. All inputs and outcomes in this worked example are invented classroom data; no real model run is claimed."/>
+            <wp:cNvGraphicFramePr>
+              <a:graphicFrameLocks noChangeAspect="1"/>
+            </wp:cNvGraphicFramePr>
+            <a:graphic>
+              <a:graphicData uri="http://schemas.openxmlformats.org/drawingml/2006/picture">
+                <pic:pic>
+                  <pic:nvPicPr>
+                    <pic:cNvPr id="0" name="academy-story-ai-3-22-01.png"/>
+                    <pic:cNvPicPr/>
+                  </pic:nvPicPr>
+                  <pic:blipFill>
+                    <a:blip r:embed="rId29"/>
+                    <a:stretch>
+                      <a:fillRect/>
+                    </a:stretch>
+                  </pic:blipFill>
+                  <pic:spPr>
+                    <a:xfrm>
+                      <a:off x="0" y="0"/>
+                      <a:ext cx="5486400" cy="3142488"/>
+                    </a:xfrm>
+                    <a:prstGeom prst="rect"/>
+                  </pic:spPr>
+                </pic:pic>
+              </a:graphicData>
+            </a:graphic>
+          </wp:inline>
+        </w:drawing>
+      </w:r>
+    </w:p>
+    <w:p>
+      <w:pPr>
+        <w:spacing w:line="336" w:lineRule="auto" w:after="180"/>
+      </w:pPr>
+      <w:r>
+        <w:rPr>
+          <w:b w:val="0"/>
+        </w:rPr>
+        <w:t xml:space="preserve">A lunch-count </w:t>
+      </w:r>
+      <w:r>
+        <w:rPr>
+          <w:b/>
+        </w:rPr>
+        <w:t>response</w:t>
+      </w:r>
+      <w:r>
+        <w:rPr>
+          <w:b w:val="0"/>
+        </w:rPr>
+        <w:t xml:space="preserve"> must satisfy a declared </w:t>
+      </w:r>
+      <w:r>
+        <w:rPr>
+          <w:b/>
+        </w:rPr>
+        <w:t>JSON</w:t>
+      </w:r>
+      <w:r>
+        <w:rPr>
+          <w:b w:val="0"/>
+        </w:rPr>
+        <w:t xml:space="preserve"> </w:t>
+      </w:r>
+      <w:r>
+        <w:rPr>
+          <w:b/>
+        </w:rPr>
+        <w:t>contract</w:t>
+      </w:r>
+      <w:r>
+        <w:rPr>
+          <w:b w:val="0"/>
+        </w:rPr>
+        <w:t xml:space="preserve">. Supplied facts: The toy </w:t>
+      </w:r>
+      <w:r>
+        <w:rPr>
+          <w:b/>
+        </w:rPr>
+        <w:t>response</w:t>
+      </w:r>
+      <w:r>
+        <w:rPr>
+          <w:b w:val="0"/>
+        </w:rPr>
+        <w:t xml:space="preserve"> has exactly class_code text and portions integer 0..30. Example: {"class_code":"R8","portions": 12}.</w:t>
+      </w:r>
+    </w:p>
+    <w:p>
+      <w:pPr>
+        <w:spacing w:line="336" w:lineRule="auto" w:after="180"/>
+      </w:pPr>
+      <w:r>
+        <w:rPr>
+          <w:b w:val="0"/>
+        </w:rPr>
+        <w:t xml:space="preserve">All </w:t>
+      </w:r>
+      <w:r>
+        <w:rPr>
+          <w:b/>
+        </w:rPr>
+        <w:t>input</w:t>
+      </w:r>
+      <w:r>
+        <w:rPr>
+          <w:b w:val="0"/>
+        </w:rPr>
+        <w:t>s and outcomes in this worked example are invented classroom data; no real model run is claimed.</w:t>
+      </w:r>
+    </w:p>
+    <w:p>
+      <w:pPr>
+        <w:spacing w:line="336" w:lineRule="auto" w:after="180"/>
+        <w:shd w:fill="F5F1FB"/>
+      </w:pPr>
+      <w:r>
+        <w:rPr>
+          <w:b w:val="0"/>
+        </w:rPr>
+        <w:t>Point to the given fact that matters most. Explain why it matters.</w:t>
+      </w:r>
+    </w:p>
+    <w:p>
+      <w:pPr>
+        <w:pStyle w:val="Heading3"/>
+      </w:pPr>
+      <w:r>
+        <w:t>02. Follow the deciding steps</w:t>
+      </w:r>
+    </w:p>
+    <w:p>
+      <w:r>
+        <w:drawing>
+          <wp:inline xmlns:a="http://schemas.openxmlformats.org/drawingml/2006/main" xmlns:pic="http://schemas.openxmlformats.org/drawingml/2006/picture">
+            <wp:extent cx="5486400" cy="3337560"/>
+            <wp:docPr id="23" name="Picture 23" descr="Read fields: class_code is nonempty text; portions is the integer 12. → Check range: 0 &lt;= 12 &lt;= 30, so the declared count is within range. → Accept structure: Accept this response shape; acceptance does not prove that 12 portions were actually counted."/>
+            <wp:cNvGraphicFramePr>
+              <a:graphicFrameLocks noChangeAspect="1"/>
+            </wp:cNvGraphicFramePr>
+            <a:graphic>
+              <a:graphicData uri="http://schemas.openxmlformats.org/drawingml/2006/picture">
+                <pic:pic>
+                  <pic:nvPicPr>
+                    <pic:cNvPr id="0" name="academy-story-ai-3-22-02.png"/>
+                    <pic:cNvPicPr/>
+                  </pic:nvPicPr>
+                  <pic:blipFill>
+                    <a:blip r:embed="rId30"/>
+                    <a:stretch>
+                      <a:fillRect/>
+                    </a:stretch>
+                  </pic:blipFill>
+                  <pic:spPr>
+                    <a:xfrm>
+                      <a:off x="0" y="0"/>
+                      <a:ext cx="5486400" cy="3337560"/>
+                    </a:xfrm>
+                    <a:prstGeom prst="rect"/>
+                  </pic:spPr>
+                </pic:pic>
+              </a:graphicData>
+            </a:graphic>
+          </wp:inline>
+        </w:drawing>
+      </w:r>
+    </w:p>
+    <w:p>
+      <w:pPr>
+        <w:spacing w:line="336" w:lineRule="auto" w:after="180"/>
+      </w:pPr>
+      <w:r>
+        <w:rPr>
+          <w:b w:val="0"/>
+        </w:rPr>
+        <w:t xml:space="preserve">Read fields: class_code is nonempty text; portions is the integer 12. → Check range: 0 &lt;= 12 &lt;= 30, so the declared count is within range. → Accept structure: Accept this </w:t>
+      </w:r>
+      <w:r>
+        <w:rPr>
+          <w:b/>
+        </w:rPr>
+        <w:t>response</w:t>
+      </w:r>
+      <w:r>
+        <w:rPr>
+          <w:b w:val="0"/>
+        </w:rPr>
+        <w:t xml:space="preserve"> shape; acceptance does not prove that 12 portions were actually counted.</w:t>
+      </w:r>
+    </w:p>
+    <w:p>
+      <w:pPr>
+        <w:spacing w:line="336" w:lineRule="auto" w:after="180"/>
+        <w:shd w:fill="F5F1FB"/>
+      </w:pPr>
+      <w:r>
+        <w:rPr>
+          <w:b w:val="0"/>
+        </w:rPr>
+        <w:t xml:space="preserve">Point to each numbered stage and explain which recorded </w:t>
+      </w:r>
+      <w:r>
+        <w:rPr>
+          <w:b/>
+        </w:rPr>
+        <w:t>input</w:t>
+      </w:r>
+      <w:r>
+        <w:rPr>
+          <w:b w:val="0"/>
+        </w:rPr>
+        <w:t xml:space="preserve"> it uses.</w:t>
+      </w:r>
+    </w:p>
+    <w:p>
+      <w:pPr>
+        <w:pStyle w:val="Heading3"/>
+      </w:pPr>
+      <w:r>
+        <w:t>03. Follow the evidence</w:t>
+      </w:r>
+    </w:p>
+    <w:p>
+      <w:r>
+        <w:drawing>
+          <wp:inline xmlns:a="http://schemas.openxmlformats.org/drawingml/2006/main" xmlns:pic="http://schemas.openxmlformats.org/drawingml/2006/picture">
+            <wp:extent cx="5486400" cy="2834640"/>
+            <wp:docPr id="24" name="Picture 24" descr="Follow the evidence. Input text | JSON object | Parse with json.loads. Python value | Dictionary fields | Check schema. Output text | accepted and minutes | Serialize with json.dumps"/>
+            <wp:cNvGraphicFramePr>
+              <a:graphicFrameLocks noChangeAspect="1"/>
+            </wp:cNvGraphicFramePr>
+            <a:graphic>
+              <a:graphicData uri="http://schemas.openxmlformats.org/drawingml/2006/picture">
+                <pic:pic>
+                  <pic:nvPicPr>
+                    <pic:cNvPr id="0" name="academy-story-ai-3-22-03.png"/>
+                    <pic:cNvPicPr/>
+                  </pic:nvPicPr>
+                  <pic:blipFill>
+                    <a:blip r:embed="rId31"/>
+                    <a:stretch>
+                      <a:fillRect/>
+                    </a:stretch>
+                  </pic:blipFill>
+                  <pic:spPr>
+                    <a:xfrm>
+                      <a:off x="0" y="0"/>
+                      <a:ext cx="5486400" cy="2834640"/>
+                    </a:xfrm>
+                    <a:prstGeom prst="rect"/>
+                  </pic:spPr>
+                </pic:pic>
+              </a:graphicData>
+            </a:graphic>
+          </wp:inline>
+        </w:drawing>
+      </w:r>
+    </w:p>
+    <w:p>
+      <w:pPr>
+        <w:spacing w:line="336" w:lineRule="auto" w:after="180"/>
+      </w:pPr>
+      <w:r>
+        <w:rPr>
+          <w:b w:val="0"/>
+        </w:rPr>
+        <w:t xml:space="preserve">Follow the </w:t>
+      </w:r>
+      <w:r>
+        <w:rPr>
+          <w:b/>
+        </w:rPr>
+        <w:t>evidence</w:t>
+      </w:r>
+      <w:r>
+        <w:rPr>
+          <w:b w:val="0"/>
+        </w:rPr>
+        <w:t xml:space="preserve">. </w:t>
+      </w:r>
+      <w:r>
+        <w:rPr>
+          <w:b/>
+        </w:rPr>
+        <w:t>Input</w:t>
+      </w:r>
+      <w:r>
+        <w:rPr>
+          <w:b w:val="0"/>
+        </w:rPr>
+        <w:t xml:space="preserve"> text | </w:t>
+      </w:r>
+      <w:r>
+        <w:rPr>
+          <w:b/>
+        </w:rPr>
+        <w:t>JSON object</w:t>
+      </w:r>
+      <w:r>
+        <w:rPr>
+          <w:b w:val="0"/>
+        </w:rPr>
+        <w:t xml:space="preserve"> | Parse with </w:t>
+      </w:r>
+      <w:r>
+        <w:rPr>
+          <w:b/>
+        </w:rPr>
+        <w:t>json</w:t>
+      </w:r>
+      <w:r>
+        <w:rPr>
+          <w:b w:val="0"/>
+        </w:rPr>
+        <w:t xml:space="preserve">.loads. Python value | Dictionary fields | Check schema. </w:t>
+      </w:r>
+      <w:r>
+        <w:rPr>
+          <w:b/>
+        </w:rPr>
+        <w:t>Output</w:t>
+      </w:r>
+      <w:r>
+        <w:rPr>
+          <w:b w:val="0"/>
+        </w:rPr>
+        <w:t xml:space="preserve"> text | accepted and minutes | Serialize with </w:t>
+      </w:r>
+      <w:r>
+        <w:rPr>
+          <w:b/>
+        </w:rPr>
+        <w:t>json</w:t>
+      </w:r>
+      <w:r>
+        <w:rPr>
+          <w:b w:val="0"/>
+        </w:rPr>
+        <w:t>.dumps</w:t>
+      </w:r>
+    </w:p>
+    <w:p>
+      <w:pPr>
+        <w:spacing w:line="336" w:lineRule="auto" w:after="180"/>
+        <w:shd w:fill="F5F1FB"/>
+      </w:pPr>
+      <w:r>
+        <w:rPr>
+          <w:b w:val="0"/>
+        </w:rPr>
+        <w:t>Read the labels and values. Explain the relationship the model shows.</w:t>
+      </w:r>
+    </w:p>
+    <w:p>
+      <w:pPr>
+        <w:pStyle w:val="Heading3"/>
+      </w:pPr>
+      <w:r>
+        <w:t>04. Change one thing. Trace what follows.</w:t>
+      </w:r>
+    </w:p>
+    <w:p>
+      <w:r>
+        <w:drawing>
+          <wp:inline xmlns:a="http://schemas.openxmlformats.org/drawingml/2006/main" xmlns:pic="http://schemas.openxmlformats.org/drawingml/2006/picture">
+            <wp:extent cx="5486400" cy="3041904"/>
+            <wp:docPr id="25" name="Picture 25" descr="Original case: Accept this response shape; acceptance does not prove that 12 portions were actually counted. Changed condition: Replace 12 with the text &quot;12&quot;. Expected result: Reject the response under this strict contract. Reason: Digits inside quotes represent text, whereas portions requires an integer."/>
+            <wp:cNvGraphicFramePr>
+              <a:graphicFrameLocks noChangeAspect="1"/>
+            </wp:cNvGraphicFramePr>
+            <a:graphic>
+              <a:graphicData uri="http://schemas.openxmlformats.org/drawingml/2006/picture">
+                <pic:pic>
+                  <pic:nvPicPr>
+                    <pic:cNvPr id="0" name="academy-story-ai-3-22-04.png"/>
+                    <pic:cNvPicPr/>
+                  </pic:nvPicPr>
+                  <pic:blipFill>
+                    <a:blip r:embed="rId32"/>
+                    <a:stretch>
+                      <a:fillRect/>
+                    </a:stretch>
+                  </pic:blipFill>
+                  <pic:spPr>
+                    <a:xfrm>
+                      <a:off x="0" y="0"/>
+                      <a:ext cx="5486400" cy="3041904"/>
+                    </a:xfrm>
+                    <a:prstGeom prst="rect"/>
+                  </pic:spPr>
+                </pic:pic>
+              </a:graphicData>
+            </a:graphic>
+          </wp:inline>
+        </w:drawing>
+      </w:r>
+    </w:p>
+    <w:p>
+      <w:pPr>
+        <w:spacing w:line="336" w:lineRule="auto" w:after="180"/>
+      </w:pPr>
+      <w:r>
+        <w:rPr>
+          <w:b w:val="0"/>
+        </w:rPr>
+        <w:t xml:space="preserve">Original case: Accept this </w:t>
+      </w:r>
+      <w:r>
+        <w:rPr>
+          <w:b/>
+        </w:rPr>
+        <w:t>response</w:t>
+      </w:r>
+      <w:r>
+        <w:rPr>
+          <w:b w:val="0"/>
+        </w:rPr>
+        <w:t xml:space="preserve"> shape; acceptance does not prove that 12 portions were actually counted. Changed condition: Replace 12 with the text "12". Expected result: Reject the </w:t>
+      </w:r>
+      <w:r>
+        <w:rPr>
+          <w:b/>
+        </w:rPr>
+        <w:t>response</w:t>
+      </w:r>
+      <w:r>
+        <w:rPr>
+          <w:b w:val="0"/>
+        </w:rPr>
+        <w:t xml:space="preserve"> under this strict </w:t>
+      </w:r>
+      <w:r>
+        <w:rPr>
+          <w:b/>
+        </w:rPr>
+        <w:t>contract</w:t>
+      </w:r>
+      <w:r>
+        <w:rPr>
+          <w:b w:val="0"/>
+        </w:rPr>
+        <w:t>.</w:t>
+      </w:r>
+    </w:p>
+    <w:p>
+      <w:pPr>
+        <w:spacing w:line="336" w:lineRule="auto" w:after="180"/>
+      </w:pPr>
+      <w:r>
+        <w:rPr>
+          <w:b w:val="0"/>
+        </w:rPr>
+        <w:t>Reason: Digits inside quotes represent text, whereas portions requires an integer.</w:t>
+      </w:r>
+    </w:p>
+    <w:p>
+      <w:pPr>
+        <w:spacing w:line="336" w:lineRule="auto" w:after="180"/>
+        <w:shd w:fill="F5F1FB"/>
+      </w:pPr>
+      <w:r>
+        <w:rPr>
+          <w:b w:val="0"/>
+        </w:rPr>
+        <w:t>Predict before checking the worked changed-case result. Name what changed and what the supplied facts allow you to conclude.</w:t>
+      </w:r>
+    </w:p>
+    <w:p>
+      <w:pPr>
+        <w:pStyle w:val="Heading3"/>
+      </w:pPr>
+      <w:r>
+        <w:t>05. Connect the explanation to its limit</w:t>
+      </w:r>
+    </w:p>
+    <w:p>
+      <w:r>
+        <w:drawing>
+          <wp:inline xmlns:a="http://schemas.openxmlformats.org/drawingml/2006/main" xmlns:pic="http://schemas.openxmlformats.org/drawingml/2006/picture">
+            <wp:extent cx="5486400" cy="2834640"/>
+            <wp:docPr id="26" name="Picture 26" descr="Read the picture in order. Accept this response shape; acceptance does not prove that 12 portions were actually counted. The arrows show which recorded input or intermediate result each decision uses. Explain the deciding step aloud before checking the changed case; pointing to the final answer alone does not show how it follows. Limit: JSON well-formedness, schema validity and real-world truth are different checks."/>
+            <wp:cNvGraphicFramePr>
+              <a:graphicFrameLocks noChangeAspect="1"/>
+            </wp:cNvGraphicFramePr>
+            <a:graphic>
+              <a:graphicData uri="http://schemas.openxmlformats.org/drawingml/2006/picture">
+                <pic:pic>
+                  <pic:nvPicPr>
+                    <pic:cNvPr id="0" name="academy-story-ai-3-22-05.png"/>
+                    <pic:cNvPicPr/>
+                  </pic:nvPicPr>
+                  <pic:blipFill>
+                    <a:blip r:embed="rId33"/>
+                    <a:stretch>
+                      <a:fillRect/>
+                    </a:stretch>
+                  </pic:blipFill>
+                  <pic:spPr>
+                    <a:xfrm>
+                      <a:off x="0" y="0"/>
+                      <a:ext cx="5486400" cy="2834640"/>
+                    </a:xfrm>
+                    <a:prstGeom prst="rect"/>
+                  </pic:spPr>
+                </pic:pic>
+              </a:graphicData>
+            </a:graphic>
+          </wp:inline>
+        </w:drawing>
+      </w:r>
+    </w:p>
+    <w:p>
+      <w:pPr>
+        <w:spacing w:line="336" w:lineRule="auto" w:after="180"/>
+      </w:pPr>
+      <w:r>
+        <w:rPr>
+          <w:b w:val="0"/>
+        </w:rPr>
+        <w:t xml:space="preserve">Read the picture in order. Accept this </w:t>
+      </w:r>
+      <w:r>
+        <w:rPr>
+          <w:b/>
+        </w:rPr>
+        <w:t>response</w:t>
+      </w:r>
+      <w:r>
+        <w:rPr>
+          <w:b w:val="0"/>
+        </w:rPr>
+        <w:t xml:space="preserve"> shape; acceptance does not prove that 12 portions were actually counted. The arrows show which recorded </w:t>
+      </w:r>
+      <w:r>
+        <w:rPr>
+          <w:b/>
+        </w:rPr>
+        <w:t>input</w:t>
+      </w:r>
+      <w:r>
+        <w:rPr>
+          <w:b w:val="0"/>
+        </w:rPr>
+        <w:t xml:space="preserve"> or intermediate result each decision uses.</w:t>
+      </w:r>
+    </w:p>
+    <w:p>
+      <w:pPr>
+        <w:spacing w:line="336" w:lineRule="auto" w:after="180"/>
+      </w:pPr>
+      <w:r>
+        <w:rPr>
+          <w:b w:val="0"/>
+        </w:rPr>
+        <w:t xml:space="preserve">Explain the deciding step aloud before checking the changed case; pointing to the final answer alone does not show how it follows. Limit: </w:t>
+      </w:r>
+      <w:r>
+        <w:rPr>
+          <w:b/>
+        </w:rPr>
+        <w:t>JSON</w:t>
+      </w:r>
+      <w:r>
+        <w:rPr>
+          <w:b w:val="0"/>
+        </w:rPr>
+        <w:t xml:space="preserve"> well-formedness, schema validity and real-world truth are different checks.</w:t>
+      </w:r>
+    </w:p>
+    <w:p>
+      <w:pPr>
+        <w:spacing w:line="336" w:lineRule="auto" w:after="180"/>
+        <w:shd w:fill="F5F1FB"/>
+      </w:pPr>
+      <w:r>
+        <w:rPr>
+          <w:b w:val="0"/>
+        </w:rPr>
+        <w:t>Explain the case, then point to a limit on the claim.</w:t>
+      </w:r>
+    </w:p>
+    <w:p>
+      <w:pPr>
+        <w:pStyle w:val="Heading3"/>
+      </w:pPr>
+      <w:r>
+        <w:t>06. Make the idea visible in your project</w:t>
+      </w:r>
+    </w:p>
+    <w:p>
+      <w:r>
+        <w:drawing>
+          <wp:inline xmlns:a="http://schemas.openxmlformats.org/drawingml/2006/main" xmlns:pic="http://schemas.openxmlformats.org/drawingml/2006/picture">
+            <wp:extent cx="5486400" cy="3681984"/>
+            <wp:docPr id="27" name="Picture 27" descr="For your Verified Study Buddy, save the input, procedure, observed result and limitation of this check. Label this worked example as practice; use a different, previously unreviewed case when checking independent understanding. Draw your input, deciding step, result and limit. Supported question: Would converting the text silently prove the source count is correct? Point to the relevant step in the picture, then write the changed result and the rule or evidence that supports it."/>
+            <wp:cNvGraphicFramePr>
+              <a:graphicFrameLocks noChangeAspect="1"/>
+            </wp:cNvGraphicFramePr>
+            <a:graphic>
+              <a:graphicData uri="http://schemas.openxmlformats.org/drawingml/2006/picture">
+                <pic:pic>
+                  <pic:nvPicPr>
+                    <pic:cNvPr id="0" name="academy-story-ai-3-22-06.png"/>
+                    <pic:cNvPicPr/>
+                  </pic:nvPicPr>
+                  <pic:blipFill>
+                    <a:blip r:embed="rId34"/>
+                    <a:stretch>
+                      <a:fillRect/>
+                    </a:stretch>
+                  </pic:blipFill>
+                  <pic:spPr>
+                    <a:xfrm>
+                      <a:off x="0" y="0"/>
+                      <a:ext cx="5486400" cy="3681984"/>
+                    </a:xfrm>
+                    <a:prstGeom prst="rect"/>
+                  </pic:spPr>
+                </pic:pic>
+              </a:graphicData>
+            </a:graphic>
+          </wp:inline>
+        </w:drawing>
+      </w:r>
+    </w:p>
+    <w:p>
+      <w:pPr>
+        <w:spacing w:line="336" w:lineRule="auto" w:after="180"/>
+      </w:pPr>
+      <w:r>
+        <w:rPr>
+          <w:b w:val="0"/>
+        </w:rPr>
+        <w:t xml:space="preserve">For your Verified Study Buddy, save the </w:t>
+      </w:r>
+      <w:r>
+        <w:rPr>
+          <w:b/>
+        </w:rPr>
+        <w:t>input</w:t>
+      </w:r>
+      <w:r>
+        <w:rPr>
+          <w:b w:val="0"/>
+        </w:rPr>
+        <w:t>, procedure, observed result and limitation of this check.</w:t>
+      </w:r>
+    </w:p>
+    <w:p>
+      <w:pPr>
+        <w:spacing w:line="336" w:lineRule="auto" w:after="180"/>
+      </w:pPr>
+      <w:r>
+        <w:rPr>
+          <w:b w:val="0"/>
+        </w:rPr>
+        <w:t xml:space="preserve">Label this worked example as practice; use a different, previously unreviewed case when checking independent understanding. Draw your </w:t>
+      </w:r>
+      <w:r>
+        <w:rPr>
+          <w:b/>
+        </w:rPr>
+        <w:t>input</w:t>
+      </w:r>
+      <w:r>
+        <w:rPr>
+          <w:b w:val="0"/>
+        </w:rPr>
+        <w:t>, deciding step, result and limit.</w:t>
+      </w:r>
+    </w:p>
+    <w:p>
+      <w:pPr>
+        <w:spacing w:line="336" w:lineRule="auto" w:after="180"/>
+      </w:pPr>
+      <w:r>
+        <w:rPr>
+          <w:b w:val="0"/>
+        </w:rPr>
+        <w:t xml:space="preserve">Supported question: Would converting the text silently prove the source count is correct? Point to the relevant step in the picture, then write the changed result and the rule or </w:t>
+      </w:r>
+      <w:r>
+        <w:rPr>
+          <w:b/>
+        </w:rPr>
+        <w:t>evidence</w:t>
+      </w:r>
+      <w:r>
+        <w:rPr>
+          <w:b w:val="0"/>
+        </w:rPr>
+        <w:t xml:space="preserve"> that supports it.</w:t>
+      </w:r>
+    </w:p>
+    <w:p>
+      <w:pPr>
+        <w:spacing w:line="336" w:lineRule="auto" w:after="180"/>
+        <w:shd w:fill="F5F1FB"/>
+      </w:pPr>
+      <w:r>
+        <w:rPr>
+          <w:b w:val="0"/>
+        </w:rPr>
+        <w:t xml:space="preserve">Draw your project trace and justify the deciding step using </w:t>
+      </w:r>
+      <w:r>
+        <w:rPr>
+          <w:b/>
+        </w:rPr>
+        <w:t>evidence</w:t>
+      </w:r>
+      <w:r>
+        <w:rPr>
+          <w:b w:val="0"/>
+        </w:rPr>
+        <w:t>.</w:t>
       </w:r>
     </w:p>
     <w:sectPr>
